--- a/spectral-causality-a2-ecd/manuscript_a2_ecd_ja.docx
+++ b/spectral-causality-a2-ecd/manuscript_a2_ecd_ja.docx
@@ -3749,55 +3749,10 @@
     </w:p>
     <w:p>
       <w:pPr>
-        <w:spacing w:before="240"/>
         <w:jc w:val="center"/>
       </w:pPr>
       <w:r>
-        <w:drawing>
-          <wp:inline xmlns:a="http://schemas.openxmlformats.org/drawingml/2006/main" xmlns:pic="http://schemas.openxmlformats.org/drawingml/2006/picture">
-            <wp:extent cx="5029200" cy="2185959"/>
-            <wp:docPr id="3" name="Picture 3"/>
-            <wp:cNvGraphicFramePr>
-              <a:graphicFrameLocks noChangeAspect="1"/>
-            </wp:cNvGraphicFramePr>
-            <a:graphic>
-              <a:graphicData uri="http://schemas.openxmlformats.org/drawingml/2006/picture">
-                <pic:pic>
-                  <pic:nvPicPr>
-                    <pic:cNvPr id="0" name="fig3_hodge_decomposition.png"/>
-                    <pic:cNvPicPr/>
-                  </pic:nvPicPr>
-                  <pic:blipFill>
-                    <a:blip r:embed="rId11"/>
-                    <a:stretch>
-                      <a:fillRect/>
-                    </a:stretch>
-                  </pic:blipFill>
-                  <pic:spPr>
-                    <a:xfrm>
-                      <a:off x="0" y="0"/>
-                      <a:ext cx="5029200" cy="2185959"/>
-                    </a:xfrm>
-                    <a:prstGeom prst="rect"/>
-                  </pic:spPr>
-                </pic:pic>
-              </a:graphicData>
-            </a:graphic>
-          </wp:inline>
-        </w:drawing>
-      </w:r>
-    </w:p>
-    <w:p>
-      <w:pPr>
-        <w:spacing w:before="80" w:after="240"/>
-        <w:jc w:val="center"/>
-      </w:pPr>
-      <w:r>
-        <w:rPr>
-          <w:i/>
-          <w:sz w:val="18"/>
-        </w:rPr>
-        <w:t>図3. 因果フローのHodge分解。左：勾配（DAG）成分、中央：カール（フィードバック）成分、右：統合フロー。</w:t>
+        <w:t>[Figure missing: fig3_hodge_decomposition.png]</w:t>
       </w:r>
     </w:p>
     <w:p>
@@ -3849,7 +3804,7 @@
         <w:t>ステップ3</w:t>
       </w:r>
       <w:r>
-        <w:t>：Hodge分解結果（図3）：</w:t>
+        <w:t>：Hodge分解結果：</w:t>
       </w:r>
     </w:p>
     <w:tbl>
@@ -4146,7 +4101,7 @@
         <w:drawing>
           <wp:inline xmlns:a="http://schemas.openxmlformats.org/drawingml/2006/main" xmlns:pic="http://schemas.openxmlformats.org/drawingml/2006/picture">
             <wp:extent cx="5029200" cy="2515806"/>
-            <wp:docPr id="4" name="Picture 4"/>
+            <wp:docPr id="3" name="Picture 3"/>
             <wp:cNvGraphicFramePr>
               <a:graphicFrameLocks noChangeAspect="1"/>
             </wp:cNvGraphicFramePr>
@@ -4158,7 +4113,7 @@
                     <pic:cNvPicPr/>
                   </pic:nvPicPr>
                   <pic:blipFill>
-                    <a:blip r:embed="rId12"/>
+                    <a:blip r:embed="rId11"/>
                     <a:stretch>
                       <a:fillRect/>
                     </a:stretch>
@@ -4192,7 +4147,7 @@
     </w:p>
     <w:p>
       <w:r>
-        <w:t>LiNGAM（DAG）、スペクトル因果性（α = 0.6）、DPI（α = 0）で推定された因果方向の比較（図4）：</w:t>
+        <w:t>LiNGAM（DAG）、スペクトル因果性（α = 0.6）、DPI（α = 0）で推定された因果方向の比較（図3）：</w:t>
       </w:r>
     </w:p>
     <w:tbl>
@@ -4737,7 +4692,7 @@
         <w:drawing>
           <wp:inline xmlns:a="http://schemas.openxmlformats.org/drawingml/2006/main" xmlns:pic="http://schemas.openxmlformats.org/drawingml/2006/picture">
             <wp:extent cx="5029200" cy="2187657"/>
-            <wp:docPr id="5" name="Picture 5"/>
+            <wp:docPr id="4" name="Picture 4"/>
             <wp:cNvGraphicFramePr>
               <a:graphicFrameLocks noChangeAspect="1"/>
             </wp:cNvGraphicFramePr>
@@ -4749,7 +4704,7 @@
                     <pic:cNvPicPr/>
                   </pic:nvPicPr>
                   <pic:blipFill>
-                    <a:blip r:embed="rId13"/>
+                    <a:blip r:embed="rId12"/>
                     <a:stretch>
                       <a:fillRect/>
                     </a:stretch>
@@ -4783,7 +4738,7 @@
     </w:p>
     <w:p>
       <w:r>
-        <w:t>スペクトル因果性がLiNGAMと逆方向を示唆する場合（図5）、それは</w:t>
+        <w:t>スペクトル因果性がLiNGAMと逆方向を示唆する場合（図4）、それは</w:t>
       </w:r>
       <w:r>
         <w:rPr>
@@ -4941,55 +4896,10 @@
     </w:p>
     <w:p>
       <w:pPr>
-        <w:spacing w:before="240"/>
         <w:jc w:val="center"/>
       </w:pPr>
       <w:r>
-        <w:drawing>
-          <wp:inline xmlns:a="http://schemas.openxmlformats.org/drawingml/2006/main" xmlns:pic="http://schemas.openxmlformats.org/drawingml/2006/picture">
-            <wp:extent cx="5029200" cy="3715183"/>
-            <wp:docPr id="6" name="Picture 6"/>
-            <wp:cNvGraphicFramePr>
-              <a:graphicFrameLocks noChangeAspect="1"/>
-            </wp:cNvGraphicFramePr>
-            <a:graphic>
-              <a:graphicData uri="http://schemas.openxmlformats.org/drawingml/2006/picture">
-                <pic:pic>
-                  <pic:nvPicPr>
-                    <pic:cNvPr id="0" name="fig8_alpha_sweep.png"/>
-                    <pic:cNvPicPr/>
-                  </pic:nvPicPr>
-                  <pic:blipFill>
-                    <a:blip r:embed="rId14"/>
-                    <a:stretch>
-                      <a:fillRect/>
-                    </a:stretch>
-                  </pic:blipFill>
-                  <pic:spPr>
-                    <a:xfrm>
-                      <a:off x="0" y="0"/>
-                      <a:ext cx="5029200" cy="3715183"/>
-                    </a:xfrm>
-                    <a:prstGeom prst="rect"/>
-                  </pic:spPr>
-                </pic:pic>
-              </a:graphicData>
-            </a:graphic>
-          </wp:inline>
-        </w:drawing>
-      </w:r>
-    </w:p>
-    <w:p>
-      <w:pPr>
-        <w:spacing w:before="80" w:after="240"/>
-        <w:jc w:val="center"/>
-      </w:pPr>
-      <w:r>
-        <w:rPr>
-          <w:i/>
-          <w:sz w:val="18"/>
-        </w:rPr>
-        <w:t>図7. DAG転移解析。(A) r_gradient vs α、(B) 辺数とLiNGAM一致率。</w:t>
+        <w:t>[Figure missing: fig8_alpha_sweep.png]</w:t>
       </w:r>
     </w:p>
     <w:p>
@@ -5006,7 +4916,7 @@
     </w:p>
     <w:p>
       <w:r>
-        <w:t>正しいドメイン知識の辺方向の割合pflᵢpを系統的に反転する（200試行、α = 0.6；図7）：</w:t>
+        <w:t>正しいドメイン知識の辺方向の割合pflᵢpを系統的に反転する（200試行、α = 0.6）：</w:t>
       </w:r>
     </w:p>
     <w:tbl>
@@ -6031,7 +5941,7 @@
         <w:t>定量化</w:t>
       </w:r>
       <w:r>
-        <w:t>し（図6）、臨床医がどの循環を保持するかについて情報に基づく判断を可能にする。</w:t>
+        <w:t>し（図5）、臨床医がどの循環を保持するかについて情報に基づく判断を可能にする。</w:t>
       </w:r>
     </w:p>
     <w:p>
@@ -6051,7 +5961,7 @@
         <w:drawing>
           <wp:inline xmlns:a="http://schemas.openxmlformats.org/drawingml/2006/main" xmlns:pic="http://schemas.openxmlformats.org/drawingml/2006/picture">
             <wp:extent cx="5029200" cy="4481653"/>
-            <wp:docPr id="7" name="Picture 7"/>
+            <wp:docPr id="5" name="Picture 5"/>
             <wp:cNvGraphicFramePr>
               <a:graphicFrameLocks noChangeAspect="1"/>
             </wp:cNvGraphicFramePr>
@@ -6063,7 +5973,7 @@
                     <pic:cNvPicPr/>
                   </pic:nvPicPr>
                   <pic:blipFill>
-                    <a:blip r:embed="rId15"/>
+                    <a:blip r:embed="rId13"/>
                     <a:stretch>
                       <a:fillRect/>
                     </a:stretch>

--- a/spectral-causality-a2-ecd/manuscript_a2_ecd_ja.docx
+++ b/spectral-causality-a2-ecd/manuscript_a2_ecd_ja.docx
@@ -3748,14 +3748,6 @@
       </w:r>
     </w:p>
     <w:p>
-      <w:pPr>
-        <w:jc w:val="center"/>
-      </w:pPr>
-      <w:r>
-        <w:t>[Figure missing: fig3_hodge_decomposition.png]</w:t>
-      </w:r>
-    </w:p>
-    <w:p>
       <w:r/>
       <w:r>
         <w:rPr>
@@ -4892,14 +4884,6 @@
       </w:pPr>
       <w:r>
         <w:t>7.1 品質閾値</w:t>
-      </w:r>
-    </w:p>
-    <w:p>
-      <w:pPr>
-        <w:jc w:val="center"/>
-      </w:pPr>
-      <w:r>
-        <w:t>[Figure missing: fig8_alpha_sweep.png]</w:t>
       </w:r>
     </w:p>
     <w:p>

--- a/spectral-causality-a2-ecd/manuscript_a2_ecd_ja.docx
+++ b/spectral-causality-a2-ecd/manuscript_a2_ecd_ja.docx
@@ -4134,7 +4134,7 @@
           <w:i/>
           <w:sz w:val="18"/>
         </w:rPr>
-        <w:t>図4. 3手法による因果方向比較。全辺ペアでの一致・不一致。</w:t>
+        <w:t>図3. 3手法による因果方向比較。全辺ペアでの一致・不一致。</w:t>
       </w:r>
     </w:p>
     <w:p>
@@ -4725,7 +4725,7 @@
           <w:i/>
           <w:sz w:val="18"/>
         </w:rPr>
-        <w:t>図5. LiNGAM DAG（左）vs スペクトル因果性DCG（右）。破線：フィードバック辺。</w:t>
+        <w:t>図4. LiNGAM DAG（左）vs スペクトル因果性DCG（右）。破線：フィードバック辺。</w:t>
       </w:r>
     </w:p>
     <w:p>
@@ -5986,7 +5986,7 @@
           <w:i/>
           <w:sz w:val="18"/>
         </w:rPr>
-        <w:t>図6. ECDアンサンブル・プルーニング解析。辺レベルフィードバック率。</w:t>
+        <w:t>図5. ECDアンサンブル・プルーニング解析。辺レベルフィードバック率。</w:t>
       </w:r>
     </w:p>
     <w:tbl>

--- a/spectral-causality-a2-ecd/manuscript_a2_ecd_ja.docx
+++ b/spectral-causality-a2-ecd/manuscript_a2_ecd_ja.docx
@@ -424,7 +424,7 @@
     </w:p>
     <w:p>
       <w:r>
-        <w:t>重み付き有向グラフG = (V, E, w)に対し、方向性符号σᵢⱼ ∈ -1, 0, +1を用いて、</w:t>
+        <w:t>重み付き有向グラフG = (V, E, w)に対し、方向性符号σᵢⱼ ∈ {-1, 0, +1}を用いて、</w:t>
       </w:r>
       <w:r>
         <w:rPr>

--- a/spectral-causality-a2-ecd/manuscript_a2_ecd_ja.docx
+++ b/spectral-causality-a2-ecd/manuscript_a2_ecd_ja.docx
@@ -2287,6 +2287,59 @@
       </w:r>
     </w:p>
     <w:p>
+      <w:pPr>
+        <w:spacing w:before="240"/>
+        <w:jc w:val="center"/>
+      </w:pPr>
+      <w:r>
+        <w:drawing>
+          <wp:inline xmlns:a="http://schemas.openxmlformats.org/drawingml/2006/main" xmlns:pic="http://schemas.openxmlformats.org/drawingml/2006/picture">
+            <wp:extent cx="5029200" cy="2920975"/>
+            <wp:docPr id="2" name="Picture 2"/>
+            <wp:cNvGraphicFramePr>
+              <a:graphicFrameLocks noChangeAspect="1"/>
+            </wp:cNvGraphicFramePr>
+            <a:graphic>
+              <a:graphicData uri="http://schemas.openxmlformats.org/drawingml/2006/picture">
+                <pic:pic>
+                  <pic:nvPicPr>
+                    <pic:cNvPr id="0" name="fig_ecd_pipeline.png"/>
+                    <pic:cNvPicPr/>
+                  </pic:nvPicPr>
+                  <pic:blipFill>
+                    <a:blip r:embed="rId10"/>
+                    <a:stretch>
+                      <a:fillRect/>
+                    </a:stretch>
+                  </pic:blipFill>
+                  <pic:spPr>
+                    <a:xfrm>
+                      <a:off x="0" y="0"/>
+                      <a:ext cx="5029200" cy="2920975"/>
+                    </a:xfrm>
+                    <a:prstGeom prst="rect"/>
+                  </pic:spPr>
+                </pic:pic>
+              </a:graphicData>
+            </a:graphic>
+          </wp:inline>
+        </w:drawing>
+      </w:r>
+    </w:p>
+    <w:p>
+      <w:pPr>
+        <w:spacing w:before="80" w:after="240"/>
+        <w:jc w:val="center"/>
+      </w:pPr>
+      <w:r>
+        <w:rPr>
+          <w:i/>
+          <w:sz w:val="18"/>
+        </w:rPr>
+        <w:t>図6. ECD実運用パイプラインの4ステップ。LiNGAMブートストラップ→DPIスペクトル解析→Hodge分解→介入可能性スコアリング。</w:t>
+      </w:r>
+    </w:p>
+    <w:p>
       <w:r>
         <w:t>DPIはモジュラーなプラグインアーキテクチャを持つ。[-1, 1]に正規化すれば追加の非対称統計量を組み込み可能：</w:t>
       </w:r>
@@ -3040,6 +3093,18 @@
     </w:tbl>
     <w:p/>
     <w:p>
+      <w:r/>
+      <w:r>
+        <w:rPr>
+          <w:b/>
+        </w:rPr>
+        <w:t>図6</w:t>
+      </w:r>
+      <w:r>
+        <w:t>: ECD実運用パイプラインの4ステップ。ステップ1: LiNGAMブートストラップ（1000回）により因果DAGと辺信頼度を産出。ステップ2: DPI拡張スペクトル解析で有向循環グラフを構築。ステップ3: Hodge分解で勾配（DAG）と回転（フィードバック）成分を分離し、因果ポテンシャルφを算出。ステップ4: 介入可能性スコアリングでφを臨床的行動可能性ιにマッピング。下部: アンサンブルが達成するHillの9基準カバレッジ。</w:t>
+      </w:r>
+    </w:p>
+    <w:p>
       <w:pPr>
         <w:pStyle w:val="Heading1"/>
       </w:pPr>
@@ -3468,6 +3533,59 @@
       </w:r>
     </w:p>
     <w:p>
+      <w:pPr>
+        <w:spacing w:before="240"/>
+        <w:jc w:val="center"/>
+      </w:pPr>
+      <w:r>
+        <w:drawing>
+          <wp:inline xmlns:a="http://schemas.openxmlformats.org/drawingml/2006/main" xmlns:pic="http://schemas.openxmlformats.org/drawingml/2006/picture">
+            <wp:extent cx="5029200" cy="3336517"/>
+            <wp:docPr id="3" name="Picture 3"/>
+            <wp:cNvGraphicFramePr>
+              <a:graphicFrameLocks noChangeAspect="1"/>
+            </wp:cNvGraphicFramePr>
+            <a:graphic>
+              <a:graphicData uri="http://schemas.openxmlformats.org/drawingml/2006/picture">
+                <pic:pic>
+                  <pic:nvPicPr>
+                    <pic:cNvPr id="0" name="fig_interventionability.png"/>
+                    <pic:cNvPicPr/>
+                  </pic:nvPicPr>
+                  <pic:blipFill>
+                    <a:blip r:embed="rId11"/>
+                    <a:stretch>
+                      <a:fillRect/>
+                    </a:stretch>
+                  </pic:blipFill>
+                  <pic:spPr>
+                    <a:xfrm>
+                      <a:off x="0" y="0"/>
+                      <a:ext cx="5029200" cy="3336517"/>
+                    </a:xfrm>
+                    <a:prstGeom prst="rect"/>
+                  </pic:spPr>
+                </pic:pic>
+              </a:graphicData>
+            </a:graphic>
+          </wp:inline>
+        </w:drawing>
+      </w:r>
+    </w:p>
+    <w:p>
+      <w:pPr>
+        <w:spacing w:before="80" w:after="240"/>
+        <w:jc w:val="center"/>
+      </w:pPr>
+      <w:r>
+        <w:rPr>
+          <w:i/>
+          <w:sz w:val="18"/>
+        </w:rPr>
+        <w:t>図7. 因果ポテンシャルφ vs 臨床的介入可能性ι。φとιの逆相関が数理量と臨床的行動可能性の対応を実証。</w:t>
+      </w:r>
+    </w:p>
+    <w:p>
       <w:r/>
       <w:r>
         <w:rPr>
@@ -3489,6 +3607,18 @@
       </w:r>
       <w:r>
         <w:t>：高φ（上流）の変数は治療標的としては不適だが制御すべき優れた交絡因子。低φ（下流）の変数は有望な介入標的。これはデータ駆動型の治療標的優先順位付けを提供する。</w:t>
+      </w:r>
+    </w:p>
+    <w:p>
+      <w:r/>
+      <w:r>
+        <w:rPr>
+          <w:b/>
+        </w:rPr>
+        <w:t>図7</w:t>
+      </w:r>
+      <w:r>
+        <w:t>: 因果ポテンシャルφ vs 臨床的介入可能性ι。5変数すべてをプロット。年齢（最上流、φ = 0）は介入可能性ゼロ。コレステロールと安静時血圧（下流）は高い介入可能性（ι = 0.9、0.8）を持ち、確立された薬理学的介入（スタチン、降圧薬）が存在する。φとιの逆相関は数理的量が自然に臨床的行動可能性に対応することを実証。</w:t>
       </w:r>
     </w:p>
     <w:p>
@@ -3595,7 +3725,7 @@
         <w:drawing>
           <wp:inline xmlns:a="http://schemas.openxmlformats.org/drawingml/2006/main" xmlns:pic="http://schemas.openxmlformats.org/drawingml/2006/picture">
             <wp:extent cx="5029200" cy="5497893"/>
-            <wp:docPr id="2" name="Picture 2"/>
+            <wp:docPr id="4" name="Picture 4"/>
             <wp:cNvGraphicFramePr>
               <a:graphicFrameLocks noChangeAspect="1"/>
             </wp:cNvGraphicFramePr>
@@ -3607,7 +3737,7 @@
                     <pic:cNvPicPr/>
                   </pic:nvPicPr>
                   <pic:blipFill>
-                    <a:blip r:embed="rId10"/>
+                    <a:blip r:embed="rId12"/>
                     <a:stretch>
                       <a:fillRect/>
                     </a:stretch>
@@ -4093,7 +4223,7 @@
         <w:drawing>
           <wp:inline xmlns:a="http://schemas.openxmlformats.org/drawingml/2006/main" xmlns:pic="http://schemas.openxmlformats.org/drawingml/2006/picture">
             <wp:extent cx="5029200" cy="2515806"/>
-            <wp:docPr id="3" name="Picture 3"/>
+            <wp:docPr id="5" name="Picture 5"/>
             <wp:cNvGraphicFramePr>
               <a:graphicFrameLocks noChangeAspect="1"/>
             </wp:cNvGraphicFramePr>
@@ -4105,7 +4235,7 @@
                     <pic:cNvPicPr/>
                   </pic:nvPicPr>
                   <pic:blipFill>
-                    <a:blip r:embed="rId11"/>
+                    <a:blip r:embed="rId13"/>
                     <a:stretch>
                       <a:fillRect/>
                     </a:stretch>
@@ -4684,7 +4814,7 @@
         <w:drawing>
           <wp:inline xmlns:a="http://schemas.openxmlformats.org/drawingml/2006/main" xmlns:pic="http://schemas.openxmlformats.org/drawingml/2006/picture">
             <wp:extent cx="5029200" cy="2187657"/>
-            <wp:docPr id="4" name="Picture 4"/>
+            <wp:docPr id="6" name="Picture 6"/>
             <wp:cNvGraphicFramePr>
               <a:graphicFrameLocks noChangeAspect="1"/>
             </wp:cNvGraphicFramePr>
@@ -4696,7 +4826,7 @@
                     <pic:cNvPicPr/>
                   </pic:nvPicPr>
                   <pic:blipFill>
-                    <a:blip r:embed="rId12"/>
+                    <a:blip r:embed="rId14"/>
                     <a:stretch>
                       <a:fillRect/>
                     </a:stretch>
@@ -5945,7 +6075,7 @@
         <w:drawing>
           <wp:inline xmlns:a="http://schemas.openxmlformats.org/drawingml/2006/main" xmlns:pic="http://schemas.openxmlformats.org/drawingml/2006/picture">
             <wp:extent cx="5029200" cy="4481653"/>
-            <wp:docPr id="5" name="Picture 5"/>
+            <wp:docPr id="7" name="Picture 7"/>
             <wp:cNvGraphicFramePr>
               <a:graphicFrameLocks noChangeAspect="1"/>
             </wp:cNvGraphicFramePr>
@@ -5957,7 +6087,7 @@
                     <pic:cNvPicPr/>
                   </pic:nvPicPr>
                   <pic:blipFill>
-                    <a:blip r:embed="rId13"/>
+                    <a:blip r:embed="rId15"/>
                     <a:stretch>
                       <a:fillRect/>
                     </a:stretch>
@@ -6371,11 +6501,76 @@
       </w:r>
     </w:p>
     <w:p>
+      <w:r/>
+      <w:r>
+        <w:rPr>
+          <w:b/>
+        </w:rPr>
+        <w:t>図8</w:t>
+      </w:r>
+      <w:r>
+        <w:t>: Hodge分解による辺レベルフィードバック率の臨床フィードバックネットワーク。緑実線: 一方向辺（フィードバック&lt;10%）。オレンジ破線: 弱フィードバック（10–50%）。赤太線: 強フィードバック（&gt;50%）。MaxHR ↔ STDep辺（73%）はDAG仮定が見落とす運動–虚血フィードバックループ。ノード注釈は介入可能性スコアι。</w:t>
+      </w:r>
+    </w:p>
+    <w:p>
       <w:pPr>
         <w:pStyle w:val="Heading2"/>
       </w:pPr>
       <w:r>
         <w:t>8.3 目的別プルーニング閾値</w:t>
+      </w:r>
+    </w:p>
+    <w:p>
+      <w:pPr>
+        <w:spacing w:before="240"/>
+        <w:jc w:val="center"/>
+      </w:pPr>
+      <w:r>
+        <w:drawing>
+          <wp:inline xmlns:a="http://schemas.openxmlformats.org/drawingml/2006/main" xmlns:pic="http://schemas.openxmlformats.org/drawingml/2006/picture">
+            <wp:extent cx="5029200" cy="4196285"/>
+            <wp:docPr id="8" name="Picture 8"/>
+            <wp:cNvGraphicFramePr>
+              <a:graphicFrameLocks noChangeAspect="1"/>
+            </wp:cNvGraphicFramePr>
+            <a:graphic>
+              <a:graphicData uri="http://schemas.openxmlformats.org/drawingml/2006/picture">
+                <pic:pic>
+                  <pic:nvPicPr>
+                    <pic:cNvPr id="0" name="fig_feedback_network.png"/>
+                    <pic:cNvPicPr/>
+                  </pic:nvPicPr>
+                  <pic:blipFill>
+                    <a:blip r:embed="rId16"/>
+                    <a:stretch>
+                      <a:fillRect/>
+                    </a:stretch>
+                  </pic:blipFill>
+                  <pic:spPr>
+                    <a:xfrm>
+                      <a:off x="0" y="0"/>
+                      <a:ext cx="5029200" cy="4196285"/>
+                    </a:xfrm>
+                    <a:prstGeom prst="rect"/>
+                  </pic:spPr>
+                </pic:pic>
+              </a:graphicData>
+            </a:graphic>
+          </wp:inline>
+        </w:drawing>
+      </w:r>
+    </w:p>
+    <w:p>
+      <w:pPr>
+        <w:spacing w:before="80" w:after="240"/>
+        <w:jc w:val="center"/>
+      </w:pPr>
+      <w:r>
+        <w:rPr>
+          <w:i/>
+          <w:sz w:val="18"/>
+        </w:rPr>
+        <w:t>図8. 臨床フィードバックネットワーク。辺色: 緑=一方向、オレンジ=弱フィードバック、赤=強フィードバック。</w:t>
       </w:r>
     </w:p>
     <w:tbl>

--- a/spectral-causality-a2-ecd/manuscript_a2_ecd_ja.docx
+++ b/spectral-causality-a2-ecd/manuscript_a2_ecd_ja.docx
@@ -3540,7 +3540,7 @@
       <w:r>
         <w:drawing>
           <wp:inline xmlns:a="http://schemas.openxmlformats.org/drawingml/2006/main" xmlns:pic="http://schemas.openxmlformats.org/drawingml/2006/picture">
-            <wp:extent cx="5029200" cy="3336517"/>
+            <wp:extent cx="5029200" cy="3333702"/>
             <wp:docPr id="3" name="Picture 3"/>
             <wp:cNvGraphicFramePr>
               <a:graphicFrameLocks noChangeAspect="1"/>
@@ -3561,7 +3561,7 @@
                   <pic:spPr>
                     <a:xfrm>
                       <a:off x="0" y="0"/>
-                      <a:ext cx="5029200" cy="3336517"/>
+                      <a:ext cx="5029200" cy="3333702"/>
                     </a:xfrm>
                     <a:prstGeom prst="rect"/>
                   </pic:spPr>
@@ -3724,7 +3724,7 @@
       <w:r>
         <w:drawing>
           <wp:inline xmlns:a="http://schemas.openxmlformats.org/drawingml/2006/main" xmlns:pic="http://schemas.openxmlformats.org/drawingml/2006/picture">
-            <wp:extent cx="5029200" cy="5497893"/>
+            <wp:extent cx="5029200" cy="5276669"/>
             <wp:docPr id="4" name="Picture 4"/>
             <wp:cNvGraphicFramePr>
               <a:graphicFrameLocks noChangeAspect="1"/>
@@ -3745,7 +3745,7 @@
                   <pic:spPr>
                     <a:xfrm>
                       <a:off x="0" y="0"/>
-                      <a:ext cx="5029200" cy="5497893"/>
+                      <a:ext cx="5029200" cy="5276669"/>
                     </a:xfrm>
                     <a:prstGeom prst="rect"/>
                   </pic:spPr>

--- a/spectral-causality-a2-ecd/manuscript_a2_ecd_ja.docx
+++ b/spectral-causality-a2-ecd/manuscript_a2_ecd_ja.docx
@@ -7313,7 +7313,7 @@
         <w:pStyle w:val="Heading1"/>
       </w:pPr>
       <w:r>
-        <w:t>10. 考察と今後の方向性</w:t>
+        <w:t>10. 考察</w:t>
       </w:r>
     </w:p>
     <w:p>
@@ -7321,82 +7321,22 @@
         <w:pStyle w:val="Heading2"/>
       </w:pPr>
       <w:r>
-        <w:t>10.1 貢献のまとめ</w:t>
+        <w:t>10.1 介入可能性–ポテンシャル対応の臨床的含意</w:t>
       </w:r>
     </w:p>
     <w:p>
       <w:r>
-        <w:t>ECDは以下を提供する：</w:t>
+        <w:t>ECDの最も実践的に重要な知見は、Hodge因果ポテンシャルφと臨床的介入可能性ιの間の対応関係である。この対応は単なる相関ではなく、因果システムの構造的性質を反映している：外生的（上流）変数がシステム内の介入に抵抗するのは、定義上、システム内の他の変数によって引き起こされないからである。</w:t>
       </w:r>
     </w:p>
     <w:p>
       <w:r>
-        <w:t xml:space="preserve">1. </w:t>
-      </w:r>
-      <w:r>
-        <w:rPr>
-          <w:b/>
-        </w:rPr>
-        <w:t>フィードバック定量化</w:t>
-      </w:r>
-      <w:r>
-        <w:t>：Hodge分解による辺レベルフィードバック率</w:t>
+        <w:t>UCI心疾患データの解析では、この原理が具体的に発現する。Age（φ = 0, ι = 0）は最上流変数であり完全に非修正可能で、あらゆる臨床ガイドライン[8]における非介入可能リスク因子としての役割と一致する。Cholesterol（φ = -0.168, ι = 0.9）とRestingBP（φ = -0.204, ι = 0.8）は下流に位置し高度に介入可能である—スタチンと降圧薬は心血管医学において最もエビデンスに基づく薬物介入である。-φ × ιから導出される治療優先順位（Cholesterol: 0.151, RestingBP: 0.163）は、血圧管理と脂質管理が第一選択である確立された臨床実践と合致する。</w:t>
       </w:r>
     </w:p>
     <w:p>
       <w:r>
-        <w:t xml:space="preserve">2. </w:t>
-      </w:r>
-      <w:r>
-        <w:rPr>
-          <w:b/>
-        </w:rPr>
-        <w:t>介入可能性スコアリング</w:t>
-      </w:r>
-      <w:r>
-        <w:t>：因果ポテンシャルφの臨床的介入可能性へのマッピング</w:t>
-      </w:r>
-    </w:p>
-    <w:p>
-      <w:r>
-        <w:t xml:space="preserve">3. </w:t>
-      </w:r>
-      <w:r>
-        <w:rPr>
-          <w:b/>
-        </w:rPr>
-        <w:t>Hill基準カバレッジ</w:t>
-      </w:r>
-      <w:r>
-        <w:t>：スペクトルユーティリティ関数によるH6/H7/H9</w:t>
-      </w:r>
-    </w:p>
-    <w:p>
-      <w:r>
-        <w:t xml:space="preserve">4. </w:t>
-      </w:r>
-      <w:r>
-        <w:rPr>
-          <w:b/>
-        </w:rPr>
-        <w:t>品質認識型実装</w:t>
-      </w:r>
-      <w:r>
-        <w:t>：p*_flip閾値による知識統合ガイド</w:t>
-      </w:r>
-    </w:p>
-    <w:p>
-      <w:r>
-        <w:t xml:space="preserve">5. </w:t>
-      </w:r>
-      <w:r>
-        <w:rPr>
-          <w:b/>
-        </w:rPr>
-        <w:t>実運用パイプライン</w:t>
-      </w:r>
-      <w:r>
-        <w:t>：目的別閾値付きブートストラップベースプルーニング</w:t>
+        <w:t>これは後方視的検証を超える含意を持つ。因果構造が十分に理解されていない臨床場面—希少疾患、複雑な多疾患併存、薬剤リパーパシング—において、φ → ιマッピングは介入可能な変数を特定するための原理的かつデータ駆動型のアプローチを提供する。ドメイン専門知識のみに依存するのではなく（利用不可能または不完全な場合もある）、ECDは観察データのみから治療標的に関する実行可能な仮説を生成する。</w:t>
       </w:r>
     </w:p>
     <w:p>
@@ -7404,52 +7344,22 @@
         <w:pStyle w:val="Heading2"/>
       </w:pPr>
       <w:r>
-        <w:t>10.2 限界</w:t>
+        <w:t>10.2 フィードバック許容が臨床的妥当性に重要な理由</w:t>
       </w:r>
     </w:p>
     <w:p>
-      <w:pPr>
-        <w:pStyle w:val="ListBullet"/>
-      </w:pPr>
-      <w:r/>
-      <w:r>
-        <w:rPr>
-          <w:b/>
-        </w:rPr>
-        <w:t>小規模検証</w:t>
-      </w:r>
-      <w:r>
-        <w:t>：UCIデータセット（5変数、n = 297）は例示的。より大規模な臨床データセット（MIMIC-IV、n &gt; 10⁵の日本の健診コホート）での検証が必要。</w:t>
+      <w:r>
+        <w:t>DAG仮定は識別可能性のために数学的に便利であるが[3, 4]、生物学的現実を体系的に誤表現する。本解析では、MaxHR ↔ STDepression辺が73%のフィードバック率を示した—これら変数間の因果フローの約4分の3が双方向であることを意味する。LiNGAMのDAG表現はこれを一方向のMaxHR → STDepression関係に強制するが、これは臨床像の一部に過ぎない。</w:t>
       </w:r>
     </w:p>
     <w:p>
-      <w:pPr>
-        <w:pStyle w:val="ListBullet"/>
-      </w:pPr>
-      <w:r/>
-      <w:r>
-        <w:rPr>
-          <w:b/>
-        </w:rPr>
-        <w:t>線形仮定</w:t>
-      </w:r>
-      <w:r>
-        <w:t>：DPIの回帰成分は線形を仮定。非線形拡張（カーネルベースDPI）は直接的だが未検証。</w:t>
+      <w:r>
+        <w:t>運動耐容能と心筋虚血の間のフィードバックループは循環器学で最もよく文書化された病態生理学的サイクルの一つである：運動能力の低下（低MaxHR）がデコンディショニングを引き起こし、虚血反応を悪化させ（STDepression上昇）、さらに運動耐容能を制限する。これはまさに治療決定を導くタイプの臨床的フィードバックであり—心臓リハビリテーションプログラムはこの特定のサイクルを標的とする。フィードバックを73%と定量化することで、ECDはDAGベースの手法では提供できない情報を臨床医に提供する。</w:t>
       </w:r>
     </w:p>
     <w:p>
-      <w:pPr>
-        <w:pStyle w:val="ListBullet"/>
-      </w:pPr>
-      <w:r/>
-      <w:r>
-        <w:rPr>
-          <w:b/>
-        </w:rPr>
-        <w:t>識別可能性</w:t>
-      </w:r>
-      <w:r>
-        <w:t>：スペクトルフレームワークの完全な識別可能性理論は未完成（識別可能性ロードマップは[7]参照）。</w:t>
+      <w:r>
+        <w:t>より広い視点では、フィードバック許容は医学における因果推論の根本的緊張に対処する。DAGベース手法の数学的厳密性は臨床的忠実性を犠牲にする。ECDは、主に一方向の辺（例：Age → RestBP: 0%フィードバック、Age → Cholesterol: 1%フィードバック）に対するLiNGAMの識別可能性保証を維持しつつ、双方向性が存在する場合にはその程度を正直に報告することで、この問題を解決する。目的別プルーニング閾値（§8.3）がこれを運用面で実現する—因果順序推定タスクでは中程度のフィードバックを安全に無視できるが、病態生理モデルではそれを保持すべきである。</w:t>
       </w:r>
     </w:p>
     <w:p>
@@ -7457,35 +7367,250 @@
         <w:pStyle w:val="Heading2"/>
       </w:pPr>
       <w:r>
-        <w:t>10.3 今後の方向性</w:t>
+        <w:t>10.3 手法間の不一致の解釈</w:t>
       </w:r>
     </w:p>
     <w:p>
       <w:r>
-        <w:t xml:space="preserve">1. </w:t>
+        <w:t>DPI（α = 0）とLiNGAM間の33%の不一致率は限界ではなく特徴である。§6.2で詳述したように、両手法は根本的に異なるタイプの因果関係を捉える：LiNGAMは介入的因果（Pearlの因果の梯子[1]のLevel 2）を同定し、スペクトル因果性は情報的方向（Level 1.5）を捕捉する。</w:t>
+      </w:r>
+    </w:p>
+    <w:p>
+      <w:r>
+        <w:t>DPIが推定するCholesterol → Age方向がこの区別を例示する。LiNGAMが加齢がコレステロール上昇を</w:t>
+      </w:r>
+      <w:r>
+        <w:rPr>
+          <w:i/>
+        </w:rPr>
+        <w:t>引き起こす</w:t>
+      </w:r>
+      <w:r>
+        <w:t>（介入的）と正しく同定する一方、DPIはコレステロール値が年齢単独よりも加齢関連心血管リスクについて</w:t>
+      </w:r>
+      <w:r>
+        <w:rPr>
+          <w:i/>
+        </w:rPr>
+        <w:t>より情報量が多い</w:t>
+      </w:r>
+      <w:r>
+        <w:t>ことを捕捉する—これは脂質パネルのスクリーニングバイオマーカーとしての使用を支持する臨床的に有意義な観察である。</w:t>
+      </w:r>
+    </w:p>
+    <w:p>
+      <w:r>
+        <w:t>この二重解釈には実用的価値がある。</w:t>
       </w:r>
       <w:r>
         <w:rPr>
           <w:b/>
         </w:rPr>
-        <w:t>大規模検証</w:t>
-      </w:r>
-      <w:r>
-        <w:t>：MIMIC-IV（&gt;60,000 ICU滞在、&gt;100変数）および日本の健診コホート[6]</w:t>
-      </w:r>
-    </w:p>
-    <w:p>
-      <w:r>
-        <w:t xml:space="preserve">2. </w:t>
+        <w:t>治療標的選択</w:t>
+      </w:r>
+      <w:r>
+        <w:t>にはLiNGAM方向が適切であり—コレステロールを治療して下流への影響を予防すべきである。</w:t>
       </w:r>
       <w:r>
         <w:rPr>
           <w:b/>
         </w:rPr>
-        <w:t>非線形DPI</w:t>
-      </w:r>
-      <w:r>
-        <w:t>：Âregのカーネル回帰、ÂANMのディープANM</w:t>
+        <w:t>診断スクリーニング</w:t>
+      </w:r>
+      <w:r>
+        <w:t>にはDPI方向が適切であり—コレステロール異常は年齢単独よりも効果的に心血管リスク患者を識別する。ECDの構造比較表（§6.1）は臨床意思決定支援ツールとして機能する：手法が一致する辺（67%）は診断と介入の両方に適した高信頼度因果経路を表し、不一致の辺は文脈固有の解釈を要する。</w:t>
+      </w:r>
+    </w:p>
+    <w:p>
+      <w:r>
+        <w:t>一致の三条件（§6.3）—強い因果効果、低フィードバック率、高分散比—は信頼度評価の原理的基盤も提供する。臨床医はこれらの条件を用いて、方法論的仮定を超えて頑健な因果主張と追加エビデンスを要する因果主張を判断できる。</w:t>
+      </w:r>
+    </w:p>
+    <w:p>
+      <w:pPr>
+        <w:pStyle w:val="Heading2"/>
+      </w:pPr>
+      <w:r>
+        <w:t>10.4 臨床現場におけるECDの段階的導入</w:t>
+      </w:r>
+    </w:p>
+    <w:p>
+      <w:r>
+        <w:t>ECDフレームワークは漸進的な採用を前提に設計されており、臨床実践における因果発見の実践的障壁—臨床文脈間でのドメイン知識の利用可能性の変動—に対処する。</w:t>
+      </w:r>
+    </w:p>
+    <w:p>
+      <w:r/>
+      <w:r>
+        <w:rPr>
+          <w:b/>
+        </w:rPr>
+        <w:t>ステージ0（データ駆動型探索）</w:t>
+      </w:r>
+      <w:r>
+        <w:t>：DPIのみ（α = 0）で、ECDは事前知識なしに9本の有向辺を同定し、LiNGAMと67%の一致を達成する。このステージは、専門知識が利用不可能または信頼できない未研究疾患や新規データモダリティにおける仮説生成に適する。</w:t>
+      </w:r>
+    </w:p>
+    <w:p>
+      <w:r/>
+      <w:r>
+        <w:rPr>
+          <w:b/>
+        </w:rPr>
+        <w:t>ステージ1（文献ガイド型）</w:t>
+      </w:r>
+      <w:r>
+        <w:t>：出版文献や臨床ガイドラインからの弱いドメイン知識（α = 0.1–0.3）を組み込むことで構造精度が向上する。α掃引解析（§7）は、不完全な知識（p_flip &lt; 0.15）でも方向が少なくとも85%正しければr_gradientが0.581から0.8超へ劇的に改善することを示す。</w:t>
+      </w:r>
+    </w:p>
+    <w:p>
+      <w:r/>
+      <w:r>
+        <w:rPr>
+          <w:b/>
+        </w:rPr>
+        <w:t>ステージ2（LiNGAM増強型）</w:t>
+      </w:r>
+      <w:r>
+        <w:t>：LiNGAM出力を知識源C_LiNGAMとして使用し、コア辺の識別可能性保証を活用しつつ、LiNGAMがモデル化できないフィードバックをスペクトル因果性で検出する。この「二段ロケット」戦略（§3.2）が両手法の長所を統合する。</w:t>
+      </w:r>
+    </w:p>
+    <w:p>
+      <w:r/>
+      <w:r>
+        <w:rPr>
+          <w:b/>
+        </w:rPr>
+        <w:t>ステージ3（専門家検証型）</w:t>
+      </w:r>
+      <w:r>
+        <w:t>：ECD出力—特にフィードバック率と介入可能性スコア—の臨床専門家レビューが外部検証を提供し、ドメイン固有の閾値調整を可能にする。</w:t>
+      </w:r>
+    </w:p>
+    <w:p>
+      <w:r/>
+      <w:r>
+        <w:rPr>
+          <w:b/>
+        </w:rPr>
+        <w:t>ステージ4（完全ECDアンサンブル）</w:t>
+      </w:r>
+      <w:r>
+        <w:t>：ブートストラッププルーニング、Hill基準評価、目的別閾値を備えた完全パイプライン。このステージでは、ECDがHillの9基準[8]をいかなる単一手法よりも広くカバーし、スペクトル因果性がH6（生物学的妥当性）、H7（整合性）、H9（類似性）を寄与する。</w:t>
+      </w:r>
+    </w:p>
+    <w:p>
+      <w:r>
+        <w:t>この段階的アプローチは採用障壁を低下させる：臨床チームはステージ0（専門家入力不要）から開始し、知識が蓄積するにつれて因果モデルを段階的に精緻化できる。p_flip U字型カーブ（§7.1）は定量的警告システムを提供する—部分的知識が実際に構造を劣化させる場合（p_flip &gt; 0.15）、潜在的に誤解を招く情報を使用するよりもステージ0に戻ることを推奨する。</w:t>
+      </w:r>
+    </w:p>
+    <w:p>
+      <w:pPr>
+        <w:pStyle w:val="Heading2"/>
+      </w:pPr>
+      <w:r>
+        <w:t>10.5 限界</w:t>
+      </w:r>
+    </w:p>
+    <w:p>
+      <w:r>
+        <w:t>いくつかの限界について議論する。</w:t>
+      </w:r>
+    </w:p>
+    <w:p>
+      <w:r/>
+      <w:r>
+        <w:rPr>
+          <w:b/>
+        </w:rPr>
+        <w:t>検証の規模</w:t>
+      </w:r>
+      <w:r>
+        <w:t>：本実証はUCI心疾患データセット（5変数、n = 297）を使用した。このデータセットは既知の臨床関係でよく特徴付けられている（真値比較が可能）が、小規模であるため一般化可能性に限界がある。Hodge分解（辺ラプラシアンでO(|E|²)）およびDPI（ペアワイズ比較でO(n · p²)）の計算複雑性はより大規模な臨床データセットにスケールするはずだが、実証的検証が必要である。</w:t>
+      </w:r>
+    </w:p>
+    <w:p>
+      <w:r/>
+      <w:r>
+        <w:rPr>
+          <w:b/>
+        </w:rPr>
+        <w:t>線形仮定</w:t>
+      </w:r>
+      <w:r>
+        <w:t>：DPIの回帰非対称性成分は線形関係を仮定する。心血管リスク因子はしばしば非線形関係を示す（例：血圧と心血管イベントのJ曲線関係）。Â_regのカーネルベース拡張およびÂ_ANMのニューラルネットワークベースANMはモジュラーDPIアーキテクチャ内で直接的に実装可能だが、未だ検証されていない。</w:t>
+      </w:r>
+    </w:p>
+    <w:p>
+      <w:r/>
+      <w:r>
+        <w:rPr>
+          <w:b/>
+        </w:rPr>
+        <w:t>識別可能性理論</w:t>
+      </w:r>
+      <w:r>
+        <w:t>：スペクトル因果性フレームワークの完全な識別可能性は未完成のままである。個々のDPI成分には確立された識別可能性保証がある（加法ノイズモデル仮定下のANM成分[11]、非等分散条件下の回帰非対称性）が、複合DPIとスペクトルフレームワークとの相互作用には統一的な識別可能性定理が欠如している。コンパニオン論文[7]が詳細な識別可能性ロードマップを提供する。</w:t>
+      </w:r>
+    </w:p>
+    <w:p>
+      <w:r/>
+      <w:r>
+        <w:rPr>
+          <w:b/>
+        </w:rPr>
+        <w:t>臨床的真値</w:t>
+      </w:r>
+      <w:r>
+        <w:t>：UCIデータセットには実験的に検証された因果関係がない（RCTデータなし）。本検証は臨床ドメイン知識とLiNGAMとの整合性に依存しており、LiNGAM自体もモデルベースの推定である。決定的な検証には、介入実験で真の因果構造が確立されたデータセット—測定前後の外科的または薬物介入研究—が必要である。</w:t>
+      </w:r>
+    </w:p>
+    <w:p>
+      <w:r/>
+      <w:r>
+        <w:rPr>
+          <w:b/>
+        </w:rPr>
+        <w:t>外部入力としての介入可能性</w:t>
+      </w:r>
+      <w:r>
+        <w:t>：介入可能性スコアιは現在、データからの推定ではなく臨床知識に基づいて付与されている。ι推定の自動化—例えば臨床試験データベースや薬物介入記録から—は、φ → ι対応を経験的観察から検証可能な予測へと強化する。</w:t>
+      </w:r>
+    </w:p>
+    <w:p>
+      <w:pPr>
+        <w:pStyle w:val="Heading2"/>
+      </w:pPr>
+      <w:r>
+        <w:t>10.6 今後の方向性</w:t>
+      </w:r>
+    </w:p>
+    <w:p>
+      <w:r>
+        <w:t xml:space="preserve">1. </w:t>
+      </w:r>
+      <w:r>
+        <w:rPr>
+          <w:b/>
+        </w:rPr>
+        <w:t>大規模臨床検証</w:t>
+      </w:r>
+      <w:r>
+        <w:t>：MIMIC-IV（&gt;60,000 ICU滞在、&gt;100臨床変数）[14]および日本の健診コホート（n &gt; 10⁵）[6]への適用により、スケーラビリティと臨床的一般化可能性を検証する。</w:t>
+      </w:r>
+    </w:p>
+    <w:p>
+      <w:r>
+        <w:t xml:space="preserve">2. </w:t>
+      </w:r>
+      <w:r>
+        <w:rPr>
+          <w:b/>
+        </w:rPr>
+        <w:t>非線形DPI拡張</w:t>
+      </w:r>
+      <w:r>
+        <w:t>：線形回帰成分をカーネル回帰（Â_reg）に、パラメトリックANMをディープ加法ノイズモデル（Â_ANM）に置換し、モジュラーDPIアーキテクチャを維持しつつ線形仮定を緩和する。</w:t>
       </w:r>
     </w:p>
     <w:p>
@@ -7499,7 +7624,7 @@
         <w:t>時間的ECD</w:t>
       </w:r>
       <w:r>
-        <w:t>：縦断臨床データに対するGranger因果性・Transfer Entropyとの統合</w:t>
+        <w:t>：縦断臨床データ（例：繰り返し測定を含む電子健康記録）に対するGranger因果性[13]およびTransfer Entropyとの統合により、時間遅延効果と動的フィードバックを考慮した因果発見を実現する。</w:t>
       </w:r>
     </w:p>
     <w:p>
@@ -7510,10 +7635,10 @@
         <w:rPr>
           <w:b/>
         </w:rPr>
-        <w:t>自動α選択</w:t>
-      </w:r>
-      <w:r>
-        <w:t>：DPI構造とLiNGAM構造のブートストラップ整合性テスト</w:t>
+        <w:t>自動α最適化</w:t>
+      </w:r>
+      <w:r>
+        <w:t>：DPI由来構造とLiNGAM由来構造のブートストラップ整合性テストにより、所与のデータセットに対する最適なαを自動選択し、手動チューニングの必要性を排除する。</w:t>
       </w:r>
     </w:p>
     <w:p>
@@ -7524,10 +7649,24 @@
         <w:rPr>
           <w:b/>
         </w:rPr>
-        <w:t>臨床意思決定支援ツール</w:t>
-      </w:r>
-      <w:r>
-        <w:t>：ECDパイプラインのWebベースインターフェースとインタラクティブフィードバック可視化</w:t>
+        <w:t>データ駆動型介入可能性</w:t>
+      </w:r>
+      <w:r>
+        <w:t>：臨床試験レジストリまたは薬理データベースからのι推定により、数学的ポテンシャルφと臨床的介入可能性のループを閉じ、完全に自動化された治療標的優先順位付けを実現する。</w:t>
+      </w:r>
+    </w:p>
+    <w:p>
+      <w:r>
+        <w:t xml:space="preserve">6. </w:t>
+      </w:r>
+      <w:r>
+        <w:rPr>
+          <w:b/>
+        </w:rPr>
+        <w:t>臨床意思決定支援統合</w:t>
+      </w:r>
+      <w:r>
+        <w:t>：ECDパイプラインのWebベースインターフェース—フィードバック率、介入可能性スコア、信頼区間のインタラクティブ可視化—により臨床採用を促進し、精密医療応用のためのリアルタイム因果解析を可能にする。</w:t>
       </w:r>
     </w:p>
     <w:p>

--- a/spectral-causality-a2-ecd/manuscript_a2_ecd_ja.docx
+++ b/spectral-causality-a2-ecd/manuscript_a2_ecd_ja.docx
@@ -12,7 +12,7 @@
           <w:b/>
           <w:sz w:val="28"/>
         </w:rPr>
-        <w:t>フィードバック定量化を伴うアンサンブル因果発見：臨床因果推論のためのスペクトルグラフ手法とLiNGAMの統合</w:t>
+        <w:t>HIKONE：フィードバック定量化を伴うHodge統合型知識任意ネットワーク推定による臨床因果推論</w:t>
       </w:r>
     </w:p>
     <w:p>
@@ -24,7 +24,7 @@
         <w:t>Running title</w:t>
       </w:r>
       <w:r>
-        <w:t>: フィードバック定量化を伴うアンサンブル因果発見</w:t>
+        <w:t>: HIKONE：臨床因果推論のためのフィードバック定量化</w:t>
       </w:r>
     </w:p>
     <w:p>
@@ -37,13 +37,13 @@
     </w:p>
     <w:p>
       <w:r>
-        <w:t>臨床データにおける因果発見は根本的な矛盾に直面している：識別可能性を保証する手法（例：LiNGAM）は有向非巡回グラフ（DAG）仮定を必要とするが、生体システムには普遍的にフィードバックループが存在する。本研究では、LiNGAMの識別可能性保証とスペクトル因果性のHodge分解によるフィードバック定量化を統合するパイプライン「</w:t>
+        <w:t>臨床データにおける因果発見は根本的な矛盾に直面している：識別可能性を保証する手法（例：線形非ガウス非循環モデル [Linear Non-Gaussian Acyclic Model; LiNGAM]）は有向非循環グラフ（DAG）仮定を必要とするが、生体システムには普遍的にフィードバックループが存在する。本研究では、LiNGAMの識別可能性保証とスペクトル因果性のHodge分解によるフィードバック定量化を統合するパイプライン「</w:t>
       </w:r>
       <w:r>
         <w:rPr>
           <w:b/>
         </w:rPr>
-        <w:t>アンサンブル因果発見（ECD）</w:t>
+        <w:t>HIKONE（Hodge-Integrated Knowledge-Optional Network Estimation）</w:t>
       </w:r>
       <w:r>
         <w:t>」を提案する。</w:t>
@@ -56,12 +56,12 @@
     </w:p>
     <w:p>
       <w:r>
-        <w:t>UCI心疾患データセット（Cleveland部分集合、n = 297、5変数）への適用により、ECDはLiNGAMのDAG仮定が一方向と誤認する臨床的に意味のあるフィードバックループ（例：MaxHR↔STDepression：フィードバック率73%）を同定する。Hodge因果ポテンシャルφは臨床的介入可能性と対応する：年齢（φ = 0、介入不可能）は上流に、コレステロール（φ = -0.168、スタチンで介入可能）は下流に位置する。DAG転移解析により、構造的妥当性を決定するのは知識の量（α）ではなく質であることが明らかになった（p*flᵢp ≈ 0.15：方向は85%以上正しい必要がある）。</w:t>
+        <w:t>UCI心疾患データセット（Cleveland部分集合、n = 297、5変数）への適用により、HIKONEはLiNGAMのDAG仮定が一方向と誤認する臨床的に意味のあるフィードバックループ（例：MaxHR↔STDepression：フィードバック率73%）を同定する。Hodge因果ポテンシャルφは臨床的介入可能性と対応する：年齢（φ = 0、介入不可能）は上流に、コレステロール（φ = -0.168、スタチンで介入可能）は下流に位置する。DAG転移解析により、構造的妥当性を決定するのは知識の量（α）ではなく質であることが明らかになった（p*flᵢp ≈ 0.15：方向は85%以上正しい必要がある）。</w:t>
       </w:r>
     </w:p>
     <w:p>
       <w:r>
-        <w:t>ECDは単一手法では達成できないHillの疫学的因果性9基準の広範なカバレッジを実現し、スペクトル因果性がLiNGAMでは対処できないH6（生物学的妥当性）、H7（整合性）、H9（類似性）に寄与する。ブートストラップベースのプルーニング閾値と目的別フィードバック許容レベルを備えた実運用パイプラインを提供する。</w:t>
+        <w:t>HIKONEは単一手法では達成できないHillの疫学的因果性9基準の広範なカバレッジを実現し、スペクトル因果性がLiNGAMでは対処できないH6（生物学的妥当性）、H7（整合性）、H9（類似性）に寄与する。ブートストラップベースのプルーニング閾値と目的別フィードバック許容レベルを備えた実運用パイプラインを提供する。</w:t>
       </w:r>
     </w:p>
     <w:p>
@@ -73,7 +73,7 @@
         <w:t>キーワード</w:t>
       </w:r>
       <w:r>
-        <w:t>: アンサンブル因果発見、フィードバック定量化、Hodge分解、LiNGAM、介入可能性、Hillの基準、スペクトル因果性、臨床因果推論</w:t>
+        <w:t>: HIKONE、フィードバック定量化、Hodge分解、LiNGAM、介入可能性、Hillの基準、スペクトル因果性、臨床因果推論</w:t>
       </w:r>
     </w:p>
     <w:p>
@@ -103,10 +103,15 @@
         <w:rPr>
           <w:b/>
         </w:rPr>
-        <w:t>LiNGAM</w:t>
-      </w:r>
-      <w:r>
-        <w:t xml:space="preserve"> [3]およびその派生手法[4]は線形非ガウス非巡回モデルの下で識別可能性を保証し、臨床応用への魅力がある[5, 6]。しかしDAG仮定は病態生理学に遍在するフィードバックループを系統的に排除する：</w:t>
+        <w:t>LiNGAM（線形非ガウス非循環モデル; Linear Non-Gaussian Acyclic Model）</w:t>
+      </w:r>
+      <w:r>
+        <w:t>[3]およびその派生手法[4]は線形非ガウス非循環モデルの下で識別可能性を保証し、臨床応用への魅力がある[5, 6]。確立された因果発見手法の中で、LiNGAMは生物医学研究を支配する横断的臨床データ—健康診断データベース、バイオバンクスナップショット、単一時点観察研究—に特に適している。時系列データを必要とするGranger因果性[13]やTransfer Entropy[14]とは異なり、LiNGAMは誤差分布の非ガウス性を利用して単一の横断的データセットから因果方向を同定する。これにより、縦断データが利用不可能または不完全な臨床因果発見において、LiNGAMが自然なベースラインとなる。</w:t>
+      </w:r>
+    </w:p>
+    <w:p>
+      <w:r>
+        <w:t>しかしDAG仮定は病態生理学に遍在するフィードバックループを系統的に排除する：</w:t>
       </w:r>
     </w:p>
     <w:p>
@@ -133,7 +138,7 @@
         <w:rPr>
           <w:b/>
         </w:rPr>
-        <w:t>運動耐容能–心機能ループ</w:t>
+        <w:t>運動耐容能–心機能サイクル</w:t>
       </w:r>
       <w:r>
         <w:t>：MaxHR低下 → 体力低下 → さらなるMaxHR低下</w:t>
@@ -148,10 +153,10 @@
         <w:rPr>
           <w:b/>
         </w:rPr>
-        <w:t>炎症–臓器障害スパイラル</w:t>
-      </w:r>
-      <w:r>
-        <w:t>：慢性炎症 → 組織障害 → 炎症メディエーター放出</w:t>
+        <w:t>炎症–臓器障害サイクル</w:t>
+      </w:r>
+      <w:r>
+        <w:t>：慢性炎症 → 組織障害 → 炎症メディエーター放出 → さらなる炎症</w:t>
       </w:r>
     </w:p>
     <w:p>
@@ -164,7 +169,7 @@
         <w:pStyle w:val="Heading2"/>
       </w:pPr>
       <w:r>
-        <w:t>1.2 本研究の貢献：アンサンブル因果発見（ECD）</w:t>
+        <w:t>1.2 本研究の貢献：HIKONE</w:t>
       </w:r>
     </w:p>
     <w:p>
@@ -175,7 +180,7 @@
         <w:rPr>
           <w:b/>
         </w:rPr>
-        <w:t>アンサンブル因果発見（ECD）</w:t>
+        <w:t>HIKONE（Hodge-Integrated Knowledge-Optional Network Estimation）</w:t>
       </w:r>
       <w:r>
         <w:t>」を提案する：</w:t>
@@ -251,7 +256,7 @@
               <w:rPr>
                 <w:sz w:val="18"/>
               </w:rPr>
-              <w:t>LiNGAM</w:t>
+              <w:t>LiNGAM [3]</w:t>
             </w:r>
           </w:p>
         </w:tc>
@@ -265,7 +270,7 @@
               <w:rPr>
                 <w:sz w:val="18"/>
               </w:rPr>
-              <w:t>識別可能性保証</w:t>
+              <w:t>横断データからの識別可能性保証</w:t>
             </w:r>
           </w:p>
         </w:tc>
@@ -339,7 +344,7 @@
               <w:rPr>
                 <w:sz w:val="18"/>
               </w:rPr>
-              <w:t>ECD（本研究）</w:t>
+              <w:t>HIKONE（本研究）</w:t>
             </w:r>
           </w:p>
         </w:tc>
@@ -398,7 +403,7 @@
     </w:p>
     <w:p>
       <w:r>
-        <w:t>§2ではスペクトル因果性フレームワークの概要を示す（数学的詳細は[7]参照）。§3ではECDパイプラインと既存手法との相補性を提示する。§4ではHodge因果ポテンシャルと臨床的介入可能性を結びつける介入可能性スコアを開発する。§5ではUCI心疾患データセットでの実証を提示する。§6ではLiNGAMとスペクトル因果性の構造比較（「情報的方向」vs「介入的因果」）を行う。§7ではDAG転移解析を提示する。§8では循環プルーニング戦略と実運用パイプラインを詳述する。§9では関連研究を議論する。§10では今後の方向性を述べる。</w:t>
+        <w:t>§2ではスペクトル因果性フレームワークの概要を示す（数学的詳細は[7]参照）。§3ではHIKONEパイプラインと既存手法との相補性を提示する。§4ではHodge因果ポテンシャルと臨床的介入可能性を結びつける介入可能性スコアを開発する。§5ではUCI心疾患データセットでの実証を提示する。§6ではLiNGAMとスペクトル因果性の構造比較（「情報的方向」vs「介入的因果」）を行う。§7ではDAG転移解析を提示する。§8では循環プルーニング戦略と実運用パイプラインを詳述する。§9では関連研究を議論する。§10では今後の方向性を述べる。</w:t>
       </w:r>
     </w:p>
     <w:p>
@@ -612,7 +617,7 @@
         <w:pStyle w:val="Heading1"/>
       </w:pPr>
       <w:r>
-        <w:t>3. ECDフレームワーク：相補性と増強拡張性</w:t>
+        <w:t>3. HIKONEフレームワーク：相補性と増強拡張性</w:t>
       </w:r>
     </w:p>
     <w:p>
@@ -673,12 +678,12 @@
           <w:i/>
           <w:sz w:val="18"/>
         </w:rPr>
-        <w:t>図1. Hillの9基準カバレッジ。ECD（紫）が単一手法より広範なカバレッジを達成。</w:t>
+        <w:t>図1. Hillの9基準カバレッジ。HIKONE（紫）が単一手法より広範なカバレッジを達成。</w:t>
       </w:r>
     </w:p>
     <w:p>
       <w:r>
-        <w:t>ECDは、既存因果手法が堅牢な因果推論の要件に対して</w:t>
+        <w:t>HIKONEは、既存因果手法が堅牢な因果推論の要件に対して</w:t>
       </w:r>
       <w:r>
         <w:rPr>
@@ -687,7 +692,19 @@
         <w:t>重複ではなく相補的</w:t>
       </w:r>
       <w:r>
-        <w:t>なカバレッジを持つという観察に基づく。単一手法ではHillの9基準[8]すべてを満たすことはできない（図1）：</w:t>
+        <w:t>なカバレッジを持つという観察に基づく。単一手法ではHillの9基準[8]すべてを満たすことはできない。表1に各手法のカバレッジを要約し、図1にレーダーチャートとして可視化する。</w:t>
+      </w:r>
+    </w:p>
+    <w:p>
+      <w:r/>
+      <w:r>
+        <w:rPr>
+          <w:b/>
+        </w:rPr>
+        <w:t>表1</w:t>
+      </w:r>
+      <w:r>
+        <w:t>: Hill 9基準の手法別カバレッジ</w:t>
       </w:r>
     </w:p>
     <w:tbl>
@@ -792,7 +809,7 @@
                 <w:b/>
                 <w:sz w:val="18"/>
               </w:rPr>
-              <w:t>ECD</w:t>
+              <w:t>HIKONE</w:t>
             </w:r>
           </w:p>
         </w:tc>
@@ -1580,7 +1597,7 @@
     </w:p>
     <w:p>
       <w:r>
-        <w:t>スペクトル因果性はユーティリティ関数による生物学的妥当性の符号化、Hodge分解によるシステム的整合性、グラフスペクトル類似性による構造的類似を通じてH6、H7、H9に独自に寄与する。</w:t>
+        <w:t>スペクトル因果性はHodge分解によるシステム的整合性、グラフスペクトル類似性による構造的類似を通じてH6、H7、H9に独自に寄与する。</w:t>
       </w:r>
     </w:p>
     <w:p>
@@ -1593,7 +1610,7 @@
     </w:p>
     <w:p>
       <w:r>
-        <w:t>ECDパイプラインは</w:t>
+        <w:t>HIKONEパイプラインは</w:t>
       </w:r>
       <w:r>
         <w:rPr>
@@ -1674,7 +1691,7 @@
         <w:pStyle w:val="ListBullet"/>
       </w:pPr>
       <w:r>
-        <w:t>因果ポテンシャルφによる介入可能性スコアの提供</w:t>
+        <w:t>HIKONEの因果ポテンシャルφによる介入可能性スコアの提供</w:t>
       </w:r>
     </w:p>
     <w:p>
@@ -1682,7 +1699,7 @@
         <w:pStyle w:val="ListBullet"/>
       </w:pPr>
       <w:r>
-        <w:t>ユーティリティ関数によるHill H6/H7/H9の評価</w:t>
+        <w:t>スペクトル構造によるHill H6/H7/H9の評価</w:t>
       </w:r>
     </w:p>
     <w:p>
@@ -1691,6 +1708,73 @@
       </w:pPr>
       <w:r>
         <w:t>3.3 Granger因果性・Transfer Entropyとの相補性</w:t>
+      </w:r>
+    </w:p>
+    <w:p>
+      <w:r>
+        <w:t>Granger因果性とTransfer Entropyは根本的に異なるデータモダリティから因果推論に取り組む。</w:t>
+      </w:r>
+      <w:r>
+        <w:rPr>
+          <w:b/>
+        </w:rPr>
+        <w:t>Granger因果性</w:t>
+      </w:r>
+      <w:r>
+        <w:t>[13]は</w:t>
+      </w:r>
+      <w:r>
+        <w:rPr>
+          <w:b/>
+        </w:rPr>
+        <w:t>縦断（時系列）データ</w:t>
+      </w:r>
+      <w:r>
+        <w:t>に基づき、時間的先行による因果方向を同定する：Xの過去の値がYの未来の予測をY自身の過去を超えて改善するなら、XはYを「Granger-cause」する。</w:t>
+      </w:r>
+      <w:r>
+        <w:rPr>
+          <w:b/>
+        </w:rPr>
+        <w:t>Transfer Entropy</w:t>
+      </w:r>
+      <w:r>
+        <w:t>[14]は時系列にも適用可能な情報理論的尺度だが、条件付きエントロピー推定を通じて</w:t>
+      </w:r>
+      <w:r>
+        <w:rPr>
+          <w:b/>
+        </w:rPr>
+        <w:t>横断的設定</w:t>
+      </w:r>
+      <w:r>
+        <w:t>にも適応可能であり、線形性を仮定せずに方向性情報フローを測定する。</w:t>
+      </w:r>
+    </w:p>
+    <w:p>
+      <w:r>
+        <w:t>スペクトル因果性は固有のニッチを占める：構造的非対称性（DPI）を通じて</w:t>
+      </w:r>
+      <w:r>
+        <w:rPr>
+          <w:b/>
+        </w:rPr>
+        <w:t>横断データ</w:t>
+      </w:r>
+      <w:r>
+        <w:t>から因果方向を抽出し、時間的アプローチを補完する。表2にこれらの相補的視点を要約する。</w:t>
+      </w:r>
+    </w:p>
+    <w:p>
+      <w:r/>
+      <w:r>
+        <w:rPr>
+          <w:b/>
+        </w:rPr>
+        <w:t>表2</w:t>
+      </w:r>
+      <w:r>
+        <w:t>: Granger因果性・Transfer Entropyとの相補性</w:t>
       </w:r>
     </w:p>
     <w:tbl>
@@ -1701,15 +1785,16 @@
         <w:tblLook w:firstColumn="1" w:firstRow="1" w:lastColumn="0" w:lastRow="0" w:noHBand="0" w:noVBand="1" w:val="04A0"/>
       </w:tblPr>
       <w:tblGrid>
-        <w:gridCol w:w="2160"/>
-        <w:gridCol w:w="2160"/>
-        <w:gridCol w:w="2160"/>
-        <w:gridCol w:w="2160"/>
+        <w:gridCol w:w="1728"/>
+        <w:gridCol w:w="1728"/>
+        <w:gridCol w:w="1728"/>
+        <w:gridCol w:w="1728"/>
+        <w:gridCol w:w="1728"/>
       </w:tblGrid>
       <w:tr>
         <w:tc>
           <w:tcPr>
-            <w:tcW w:type="dxa" w:w="2160"/>
+            <w:tcW w:type="dxa" w:w="1728"/>
           </w:tcPr>
           <w:p>
             <w:r/>
@@ -1724,7 +1809,7 @@
         </w:tc>
         <w:tc>
           <w:tcPr>
-            <w:tcW w:type="dxa" w:w="2160"/>
+            <w:tcW w:type="dxa" w:w="1728"/>
           </w:tcPr>
           <w:p>
             <w:r/>
@@ -1739,7 +1824,7 @@
         </w:tc>
         <w:tc>
           <w:tcPr>
-            <w:tcW w:type="dxa" w:w="2160"/>
+            <w:tcW w:type="dxa" w:w="1728"/>
           </w:tcPr>
           <w:p>
             <w:r/>
@@ -1748,13 +1833,28 @@
                 <w:b/>
                 <w:sz w:val="18"/>
               </w:rPr>
+              <w:t>Transfer Entropy</w:t>
+            </w:r>
+          </w:p>
+        </w:tc>
+        <w:tc>
+          <w:tcPr>
+            <w:tcW w:type="dxa" w:w="1728"/>
+          </w:tcPr>
+          <w:p>
+            <w:r/>
+            <w:r>
+              <w:rPr>
+                <w:b/>
+                <w:sz w:val="18"/>
+              </w:rPr>
               <w:t>スペクトル因果性</w:t>
             </w:r>
           </w:p>
         </w:tc>
         <w:tc>
           <w:tcPr>
-            <w:tcW w:type="dxa" w:w="2160"/>
+            <w:tcW w:type="dxa" w:w="1728"/>
           </w:tcPr>
           <w:p>
             <w:r/>
@@ -1763,7 +1863,7 @@
                 <w:b/>
                 <w:sz w:val="18"/>
               </w:rPr>
-              <w:t>統合経路</w:t>
+              <w:t>HIKONE</w:t>
             </w:r>
           </w:p>
         </w:tc>
@@ -1771,7 +1871,7 @@
       <w:tr>
         <w:tc>
           <w:tcPr>
-            <w:tcW w:type="dxa" w:w="2160"/>
+            <w:tcW w:type="dxa" w:w="1728"/>
           </w:tcPr>
           <w:p>
             <w:r/>
@@ -1785,7 +1885,7 @@
         </w:tc>
         <w:tc>
           <w:tcPr>
-            <w:tcW w:type="dxa" w:w="2160"/>
+            <w:tcW w:type="dxa" w:w="1728"/>
           </w:tcPr>
           <w:p>
             <w:r/>
@@ -1799,7 +1899,21 @@
         </w:tc>
         <w:tc>
           <w:tcPr>
-            <w:tcW w:type="dxa" w:w="2160"/>
+            <w:tcW w:type="dxa" w:w="1728"/>
+          </w:tcPr>
+          <w:p>
+            <w:r/>
+            <w:r>
+              <w:rPr>
+                <w:sz w:val="18"/>
+              </w:rPr>
+              <w:t>時系列/横断</w:t>
+            </w:r>
+          </w:p>
+        </w:tc>
+        <w:tc>
+          <w:tcPr>
+            <w:tcW w:type="dxa" w:w="1728"/>
           </w:tcPr>
           <w:p>
             <w:r/>
@@ -1813,15 +1927,15 @@
         </w:tc>
         <w:tc>
           <w:tcPr>
-            <w:tcW w:type="dxa" w:w="2160"/>
-          </w:tcPr>
-          <w:p>
-            <w:r/>
-            <w:r>
-              <w:rPr>
-                <w:sz w:val="18"/>
-              </w:rPr>
-              <w:t>時間スペクトルグラフ</w:t>
+            <w:tcW w:type="dxa" w:w="1728"/>
+          </w:tcPr>
+          <w:p>
+            <w:r/>
+            <w:r>
+              <w:rPr>
+                <w:sz w:val="18"/>
+              </w:rPr>
+              <w:t>横断 + 任意縦断</w:t>
             </w:r>
           </w:p>
         </w:tc>
@@ -1829,7 +1943,7 @@
       <w:tr>
         <w:tc>
           <w:tcPr>
-            <w:tcW w:type="dxa" w:w="2160"/>
+            <w:tcW w:type="dxa" w:w="1728"/>
           </w:tcPr>
           <w:p>
             <w:r/>
@@ -1843,7 +1957,7 @@
         </w:tc>
         <w:tc>
           <w:tcPr>
-            <w:tcW w:type="dxa" w:w="2160"/>
+            <w:tcW w:type="dxa" w:w="1728"/>
           </w:tcPr>
           <w:p>
             <w:r/>
@@ -1857,7 +1971,21 @@
         </w:tc>
         <w:tc>
           <w:tcPr>
-            <w:tcW w:type="dxa" w:w="2160"/>
+            <w:tcW w:type="dxa" w:w="1728"/>
+          </w:tcPr>
+          <w:p>
+            <w:r/>
+            <w:r>
+              <w:rPr>
+                <w:sz w:val="18"/>
+              </w:rPr>
+              <w:t>情報フロー非対称性</w:t>
+            </w:r>
+          </w:p>
+        </w:tc>
+        <w:tc>
+          <w:tcPr>
+            <w:tcW w:type="dxa" w:w="1728"/>
           </w:tcPr>
           <w:p>
             <w:r/>
@@ -1871,15 +1999,15 @@
         </w:tc>
         <w:tc>
           <w:tcPr>
-            <w:tcW w:type="dxa" w:w="2160"/>
-          </w:tcPr>
-          <w:p>
-            <w:r/>
-            <w:r>
-              <w:rPr>
-                <w:sz w:val="18"/>
-              </w:rPr>
-              <w:t>時間+構造の統合</w:t>
+            <w:tcW w:type="dxa" w:w="1728"/>
+          </w:tcPr>
+          <w:p>
+            <w:r/>
+            <w:r>
+              <w:rPr>
+                <w:sz w:val="18"/>
+              </w:rPr>
+              <w:t>構造 + 任意時間の統合</w:t>
             </w:r>
           </w:p>
         </w:tc>
@@ -1887,7 +2015,7 @@
       <w:tr>
         <w:tc>
           <w:tcPr>
-            <w:tcW w:type="dxa" w:w="2160"/>
+            <w:tcW w:type="dxa" w:w="1728"/>
           </w:tcPr>
           <w:p>
             <w:r/>
@@ -1901,7 +2029,7 @@
         </w:tc>
         <w:tc>
           <w:tcPr>
-            <w:tcW w:type="dxa" w:w="2160"/>
+            <w:tcW w:type="dxa" w:w="1728"/>
           </w:tcPr>
           <w:p>
             <w:r/>
@@ -1915,7 +2043,21 @@
         </w:tc>
         <w:tc>
           <w:tcPr>
-            <w:tcW w:type="dxa" w:w="2160"/>
+            <w:tcW w:type="dxa" w:w="1728"/>
+          </w:tcPr>
+          <w:p>
+            <w:r/>
+            <w:r>
+              <w:rPr>
+                <w:sz w:val="18"/>
+              </w:rPr>
+              <w:t>ペアワイズ情報転送</w:t>
+            </w:r>
+          </w:p>
+        </w:tc>
+        <w:tc>
+          <w:tcPr>
+            <w:tcW w:type="dxa" w:w="1728"/>
           </w:tcPr>
           <w:p>
             <w:r/>
@@ -1929,15 +2071,15 @@
         </w:tc>
         <w:tc>
           <w:tcPr>
-            <w:tcW w:type="dxa" w:w="2160"/>
-          </w:tcPr>
-          <w:p>
-            <w:r/>
-            <w:r>
-              <w:rPr>
-                <w:sz w:val="18"/>
-              </w:rPr>
-              <w:t>マルチスケール解析</w:t>
+            <w:tcW w:type="dxa" w:w="1728"/>
+          </w:tcPr>
+          <w:p>
+            <w:r/>
+            <w:r>
+              <w:rPr>
+                <w:sz w:val="18"/>
+              </w:rPr>
+              <w:t>マルチスケールアンサンブル</w:t>
             </w:r>
           </w:p>
         </w:tc>
@@ -1945,7 +2087,7 @@
       <w:tr>
         <w:tc>
           <w:tcPr>
-            <w:tcW w:type="dxa" w:w="2160"/>
+            <w:tcW w:type="dxa" w:w="1728"/>
           </w:tcPr>
           <w:p>
             <w:r/>
@@ -1959,7 +2101,7 @@
         </w:tc>
         <w:tc>
           <w:tcPr>
-            <w:tcW w:type="dxa" w:w="2160"/>
+            <w:tcW w:type="dxa" w:w="1728"/>
           </w:tcPr>
           <w:p>
             <w:r/>
@@ -1973,7 +2115,21 @@
         </w:tc>
         <w:tc>
           <w:tcPr>
-            <w:tcW w:type="dxa" w:w="2160"/>
+            <w:tcW w:type="dxa" w:w="1728"/>
+          </w:tcPr>
+          <w:p>
+            <w:r/>
+            <w:r>
+              <w:rPr>
+                <w:sz w:val="18"/>
+              </w:rPr>
+              <w:t>双方向TE比較</w:t>
+            </w:r>
+          </w:p>
+        </w:tc>
+        <w:tc>
+          <w:tcPr>
+            <w:tcW w:type="dxa" w:w="1728"/>
           </w:tcPr>
           <w:p>
             <w:r/>
@@ -1987,7 +2143,7 @@
         </w:tc>
         <w:tc>
           <w:tcPr>
-            <w:tcW w:type="dxa" w:w="2160"/>
+            <w:tcW w:type="dxa" w:w="1728"/>
           </w:tcPr>
           <w:p>
             <w:r/>
@@ -2003,15 +2159,8 @@
     </w:tbl>
     <w:p/>
     <w:p>
-      <w:r/>
-      <w:r>
-        <w:rPr>
-          <w:b/>
-        </w:rPr>
-        <w:t>Transfer Entropy（TE）</w:t>
-      </w:r>
-      <w:r>
-        <w:t>[13]をDPI拡張として：TEは方向性情報フローの非線形情報理論的尺度であり、第4のDPI成分として組み込み可能。</w:t>
+      <w:r>
+        <w:t>Transfer EntropyをDPIの第4成分として組み込むことが可能：ÂTE(i,j) = rank-normalize(TE(Xᵢ → Xⱼ) - TE(Xⱼ → Xᵢ))。これにより、縦断データが利用可能になった際にHIKONEが時間的情報をシームレスに統合できる。</w:t>
       </w:r>
     </w:p>
     <w:p>
@@ -2266,7 +2415,7 @@
     <w:p/>
     <w:p>
       <w:r>
-        <w:t>ECDは</w:t>
+        <w:t>HIKONEは</w:t>
       </w:r>
       <w:r>
         <w:rPr>
@@ -2336,7 +2485,7 @@
           <w:i/>
           <w:sz w:val="18"/>
         </w:rPr>
-        <w:t>図2. ECD実運用パイプラインの4ステップ。LiNGAMブートストラップ→DPIスペクトル解析→Hodge分解→介入可能性スコアリング。</w:t>
+        <w:t>図2. HIKONE実運用パイプラインの4ステップ。LiNGAMブートストラップ→DPIスペクトル解析→Hodge分解→介入可能性スコアリング。</w:t>
       </w:r>
     </w:p>
     <w:p>
@@ -2897,7 +3046,7 @@
               <w:rPr>
                 <w:sz w:val="18"/>
               </w:rPr>
-              <w:t>ECD（二段ロケット）</w:t>
+              <w:t>HIKONE（二段ロケット）</w:t>
             </w:r>
           </w:p>
         </w:tc>
@@ -3057,7 +3206,7 @@
               <w:rPr>
                 <w:sz w:val="18"/>
               </w:rPr>
-              <w:t>完全ECDアンサンブル</w:t>
+              <w:t>完全HIKONEアンサンブル</w:t>
             </w:r>
           </w:p>
         </w:tc>
@@ -3101,7 +3250,7 @@
         <w:t>図2</w:t>
       </w:r>
       <w:r>
-        <w:t>: ECD実運用パイプラインの4ステップ。ステップ1: LiNGAMブートストラップ（1000回）により因果DAGと辺信頼度を産出。ステップ2: DPI拡張スペクトル解析で有向循環グラフを構築。ステップ3: Hodge分解で勾配（DAG）と回転（フィードバック）成分を分離し、因果ポテンシャルφを算出。ステップ4: 介入可能性スコアリングでφを臨床的行動可能性ιにマッピング。下部: アンサンブルが達成するHillの9基準カバレッジ。</w:t>
+        <w:t>: HIKONE実運用パイプラインの4ステップ。ステップ1: LiNGAMブートストラップ（1000回）により因果DAGと辺信頼度を産出。ステップ2: DPI拡張スペクトル解析で有向循環グラフを構築。ステップ3: Hodge分解で勾配（DAG）と回転（フィードバック）成分を分離し、因果ポテンシャルφを算出。ステップ4: 介入可能性スコアリングでφを臨床的行動可能性ιにマッピング。下部: アンサンブルが達成するHillの9基準カバレッジ。</w:t>
       </w:r>
     </w:p>
     <w:p>
@@ -3122,7 +3271,7 @@
     </w:p>
     <w:p>
       <w:r>
-        <w:t>Hodge因果ポテンシャルφから重要な臨床的洞察が生まれる：</w:t>
+        <w:t>HIKONEのHodge因果ポテンシャルφから重要な臨床的洞察が生まれる：</w:t>
       </w:r>
       <w:r>
         <w:rPr>
@@ -3631,7 +3780,7 @@
     </w:p>
     <w:p>
       <w:r>
-        <w:t>ECDパイプラインは</w:t>
+        <w:t>HIKONEパイプラインは</w:t>
       </w:r>
       <w:r>
         <w:rPr>
@@ -3779,7 +3928,7 @@
     </w:p>
     <w:p>
       <w:r>
-        <w:t>UCI心疾患データセット（Cleveland部分集合；Detrano et al. [14]）を使用する：</w:t>
+        <w:t>UCI心疾患データセット（Cleveland部分集合；Detrano et al. [15]）を使用する：</w:t>
       </w:r>
     </w:p>
     <w:p>
@@ -3836,8 +3985,15 @@
       </w:r>
     </w:p>
     <w:p>
-      <w:r>
-        <w:t>DirectLiNGAM [4]は因果順序を推定する：年齢 → MaxHR → STDep → 安静時血圧 → コレステロール（図4）。</w:t>
+      <w:r/>
+      <w:r>
+        <w:rPr>
+          <w:b/>
+        </w:rPr>
+        <w:t>DirectLiNGAM（線形非ガウス構造方程式モデルの直接推定法; Direct Method for Linear Non-Gaussian Structural Equation Model）</w:t>
+      </w:r>
+      <w:r>
+        <w:t>[4]は因果順序を推定する：年齢 → MaxHR → STDep → 安静時血圧 → コレステロール（図4）。</w:t>
       </w:r>
     </w:p>
     <w:p>
@@ -3874,7 +4030,7 @@
         <w:pStyle w:val="Heading2"/>
       </w:pPr>
       <w:r>
-        <w:t>5.3 ECDパイプライン適用</w:t>
+        <w:t>5.3 HIKONEパイプライン適用</w:t>
       </w:r>
     </w:p>
     <w:p>
@@ -4195,7 +4351,7 @@
     </w:p>
     <w:p>
       <w:r>
-        <w:t>これにより、ECDがデータのみから因果方向推定を実行でき、ドメイン知識により滑らかに改善する（0.581 → 0.859）ことが実証された。</w:t>
+        <w:t>これにより、HIKONEがデータのみから因果方向推定を実行でき（「Knowledge-Optional」特性）、ドメイン知識により滑らかに改善する（0.581 → 0.859）ことが実証された。</w:t>
       </w:r>
     </w:p>
     <w:p>
@@ -4269,7 +4425,7 @@
     </w:p>
     <w:p>
       <w:r>
-        <w:t>LiNGAM（DAG）、スペクトル因果性（α = 0.6）、DPI（α = 0）で推定された因果方向の比較（図5）：</w:t>
+        <w:t>3つのアプローチ—LiNGAM（DAGベース介入的因果）、スペクトル因果性（α = 0.6、HIKONEのHodgeポテンシャルとDPI成分）、DPI単独（α = 0、HIKONEの知識任意モード）—で推定された因果方向の比較（図5）：</w:t>
       </w:r>
     </w:p>
     <w:tbl>
@@ -4328,7 +4484,7 @@
                 <w:b/>
                 <w:sz w:val="18"/>
               </w:rPr>
-              <w:t>スペクトル (α=0.6)</w:t>
+              <w:t>HIKONEスペクトル (α=0.6)</w:t>
             </w:r>
           </w:p>
         </w:tc>
@@ -4343,7 +4499,7 @@
                 <w:b/>
                 <w:sz w:val="18"/>
               </w:rPr>
-              <w:t>DPI (α=0)</w:t>
+              <w:t>HIKONE DPI (α=0)</w:t>
             </w:r>
           </w:p>
         </w:tc>
@@ -4860,7 +5016,7 @@
     </w:p>
     <w:p>
       <w:r>
-        <w:t>スペクトル因果性がLiNGAMと逆方向を示唆する場合（図6）、それは</w:t>
+        <w:t>HIKONEのスペクトル成分がLiNGAMと反対の方向を示す場合（図6）、これは</w:t>
       </w:r>
       <w:r>
         <w:rPr>
@@ -4869,7 +5025,7 @@
         <w:t>必ずしも誤りではない</w:t>
       </w:r>
       <w:r>
-        <w:t>。両手法は異なる種類の因果性を捕捉している：</w:t>
+        <w:t>。両手法は異なるタイプの因果性を捕捉する：</w:t>
       </w:r>
     </w:p>
     <w:p>
@@ -4903,10 +5059,10 @@
         <w:rPr>
           <w:b/>
         </w:rPr>
-        <w:t>スペクトル因果性（Level 1.5）</w:t>
-      </w:r>
-      <w:r>
-        <w:t xml:space="preserve">：「Xᵢを知ることでXⱼの不確実性はその逆よりも減少するか？」— </w:t>
+        <w:t>HIKONEのスペクトル因果性（Level 1.5）</w:t>
+      </w:r>
+      <w:r>
+        <w:t xml:space="preserve">：「Xᵢを知ることでXⱼの不確実性は逆より減少するか？」— </w:t>
       </w:r>
       <w:r>
         <w:rPr>
@@ -4942,7 +5098,7 @@
         <w:t>引き起こす</w:t>
       </w:r>
       <w:r>
-        <w:t>ことを正しく捉えている（介入的）</w:t>
+        <w:t>（介入的）と正しく同定</w:t>
       </w:r>
     </w:p>
     <w:p>
@@ -4950,21 +5106,21 @@
         <w:pStyle w:val="ListBullet"/>
       </w:pPr>
       <w:r>
-        <w:t>DPIはコレステロール値が年齢関連健康状態について、年齢単独がコレステロールについて持つよりも</w:t>
+        <w:t>DPIはコレステロール値が年齢単独よりも加齢関連心血管リスクについて</w:t>
       </w:r>
       <w:r>
         <w:rPr>
           <w:i/>
         </w:rPr>
-        <w:t>情報量が多い</w:t>
-      </w:r>
-      <w:r>
-        <w:t>ことを捕捉している</w:t>
+        <w:t>より情報量が多い</w:t>
+      </w:r>
+      <w:r>
+        <w:t>ことを捕捉</w:t>
       </w:r>
     </w:p>
     <w:p>
       <w:r>
-        <w:t>この区別は臨床的に意味がある：情報的方向はどの測定が最も診断的かを同定し、介入的方向は治療標的を同定する。</w:t>
+        <w:t>この区別は臨床的に有意義である：情報的方向は最も診断的な測定を同定し、介入的方向は治療標的を同定する。</w:t>
       </w:r>
     </w:p>
     <w:p>
@@ -4987,7 +5143,7 @@
     </w:p>
     <w:p>
       <w:r>
-        <w:t>2. 関係が主に一方向的（低フィードバック率）</w:t>
+        <w:t>2. 関係が主に一方向（低フィードバック率）</w:t>
       </w:r>
     </w:p>
     <w:p>
@@ -4997,7 +5153,7 @@
     </w:p>
     <w:p>
       <w:r>
-        <w:t>三条件をすべて満たす辺（例：年齢 → MaxHR：|B| = 0.395、フィードバック = 34%、分散比 = 2.1）では全手法が完全に一致する。</w:t>
+        <w:t>三条件すべてを満たす辺（例：年齢 → MaxHR: |B| = 0.395、フィードバック = 34%、分散比 = 2.1）は全手法で完全一致を示す。</w:t>
       </w:r>
     </w:p>
     <w:p>
@@ -5018,19 +5174,19 @@
     </w:p>
     <w:p>
       <w:r>
-        <w:t>臨床実装における重要な問いは：</w:t>
+        <w:t>臨床展開にとって重要な問い：</w:t>
       </w:r>
       <w:r>
         <w:rPr>
           <w:b/>
         </w:rPr>
-        <w:t>「DAG構造を維持するために方向性情報はどの程度正確でなければならないか？」</w:t>
+        <w:t>「方向性情報はどの程度正確であればDAG構造を維持できるか？」</w:t>
       </w:r>
       <w:r/>
     </w:p>
     <w:p>
       <w:r>
-        <w:t>正しいドメイン知識の辺方向の割合pflᵢpを系統的に反転する（200試行、α = 0.6）：</w:t>
+        <w:t>正しいドメイン知識の辺方向の一部pflᵢpを体系的に反転させる（200試行、α = 0.6）：</w:t>
       </w:r>
     </w:p>
     <w:tbl>
@@ -5131,7 +5287,7 @@
               <w:rPr>
                 <w:sz w:val="18"/>
               </w:rPr>
-              <w:t>完全に正しい → 高DAG</w:t>
+              <w:t>完全正しい → 高DAG</w:t>
             </w:r>
           </w:p>
         </w:tc>
@@ -5175,7 +5331,7 @@
               <w:rPr>
                 <w:sz w:val="18"/>
               </w:rPr>
-              <w:t>10%誤り → 急激な低下</w:t>
+              <w:t>10%誤り → 急落</w:t>
             </w:r>
           </w:p>
         </w:tc>
@@ -5219,7 +5375,7 @@
               <w:rPr>
                 <w:sz w:val="18"/>
               </w:rPr>
-              <w:t>ランダムに近いレベル</w:t>
+              <w:t>ランダムに近い</w:t>
             </w:r>
           </w:p>
         </w:tc>
@@ -5263,7 +5419,7 @@
               <w:rPr>
                 <w:sz w:val="18"/>
               </w:rPr>
-              <w:t>**最小値**（最大循環性）</w:t>
+              <w:t>**最小**（最大循環性）</w:t>
             </w:r>
           </w:p>
         </w:tc>
@@ -5351,7 +5507,7 @@
               <w:rPr>
                 <w:sz w:val="18"/>
               </w:rPr>
-              <w:t>大部分反転</w:t>
+              <w:t>ほぼ反転</w:t>
             </w:r>
           </w:p>
         </w:tc>
@@ -5395,7 +5551,7 @@
               <w:rPr>
                 <w:sz w:val="18"/>
               </w:rPr>
-              <w:t>完全に反転 → 逆向きDAG</w:t>
+              <w:t>完全反転 → 逆DAG</w:t>
             </w:r>
           </w:p>
         </w:tc>
@@ -5411,13 +5567,13 @@
         <w:t>U字型カーブ</w:t>
       </w:r>
       <w:r>
-        <w:t>：pflᵢp = 0 と pflᵢp = 1 はどちらも高いrgradᵢeₙtを与える（一方は正しいDAG、他方は逆向きDAG）。最小値はpflᵢp ≈ 0.3。</w:t>
+        <w:t>：pflᵢp = 0とpflᵢp = 1はともに高rgradᵢeₙtを示す。最小値はpflᵢp ≈ 0.3。</w:t>
       </w:r>
       <w:r>
         <w:rPr>
           <w:b/>
         </w:rPr>
-        <w:t>部分的誤情報は完全な無知よりも悪い。</w:t>
+        <w:t>部分的誤情報は完全な無知より悪い。</w:t>
       </w:r>
       <w:r/>
     </w:p>
@@ -5430,7 +5586,7 @@
         <w:t>臨界閾値</w:t>
       </w:r>
       <w:r>
-        <w:t>：p*flᵢp ≈ 0.15（85%以上正しい方向でDAG構造維持）。これは少数の確実な辺が多数の不確実な辺よりも価値があることを意味する。</w:t>
+        <w:t>：p*flᵢp ≈ 0.15（85%以上正しい方向でDAG構造を維持）。少数の確実な辺は多数の不確実な辺より価値が高い。</w:t>
       </w:r>
     </w:p>
     <w:p>
@@ -6046,7 +6202,7 @@
     </w:p>
     <w:p>
       <w:r>
-        <w:t>DAGは数学的に便利だが、臨床的には循環モデルの方がしばしば正確である。ECDフレームワークはDAGを強制しない；代わりに各辺のフィードバック度合いを</w:t>
+        <w:t>DAGは数学的に便利だが、臨床的には循環モデルの方がしばしば正確である。HIKONEフレームワークはDAGを強制しない；代わりに各辺のフィードバック度合いを</w:t>
       </w:r>
       <w:r>
         <w:rPr>
@@ -6116,7 +6272,7 @@
           <w:i/>
           <w:sz w:val="18"/>
         </w:rPr>
-        <w:t>図7. ECDアンサンブル・プルーニング解析。辺レベルフィードバック率。</w:t>
+        <w:t>図7. HIKONEアンサンブル・プルーニング解析。辺レベルフィードバック率。</w:t>
       </w:r>
     </w:p>
     <w:tbl>
@@ -6887,7 +7043,7 @@
         <w:pStyle w:val="Heading2"/>
       </w:pPr>
       <w:r>
-        <w:t>8.4 ECD実運用パイプライン</w:t>
+        <w:t>8.4 HIKONE実運用パイプライン</w:t>
       </w:r>
     </w:p>
     <w:p>
@@ -6924,7 +7080,7 @@
         <w:rPr>
           <w:b/>
         </w:rPr>
-        <w:t>ECD注入</w:t>
+        <w:t>HIKONE注入</w:t>
       </w:r>
       <w:r>
         <w:t>（α = 0.01–0.1）：保持したLiNGAM辺をCLᵢNGAMとして設定</w:t>
@@ -7126,7 +7282,7 @@
               <w:rPr>
                 <w:sz w:val="18"/>
               </w:rPr>
-              <w:t>ECD (α = 0.01–0.1)</w:t>
+              <w:t>HIKONE (α = 0.01–0.1)</w:t>
             </w:r>
           </w:p>
         </w:tc>
@@ -7266,7 +7422,7 @@
     </w:p>
     <w:p>
       <w:r>
-        <w:t>NOTEARS [15]とGOLEM [16]はDAG構造学習を非巡回性制約付き連続最適化として定式化した。M'Charrak et al. [17]はJCI（2025）で循環グラフモデルのためのDAG学習を提案し、最適化の観点からフィードバック問題に直接取り組んだ。</w:t>
+        <w:t>NOTEARS [16]とGOLEM [17]はDAG構造学習を非循環性制約付き連続最適化として定式化した。M'Charrak et al. [18]はJCI（2025）で循環グラフモデルのためのDAG学習を提案し、最適化の観点からフィードバック問題に直接取り組んだ。</w:t>
       </w:r>
     </w:p>
     <w:p>
@@ -7279,7 +7435,7 @@
     </w:p>
     <w:p>
       <w:r>
-        <w:t>Jiang et al. [12]はグラフ上のHodge分解の理論的基礎を確立した。Maehara &amp; Ohkawa [18]はこれをシングルセルRNAシーケンシングデータに拡張し（ddHodge；Nature Communications, 2025）、生物学的フロー解析におけるHodge分解の威力を実証した。</w:t>
+        <w:t>Jiang et al. [12]はグラフ上のHodge分解の理論的基礎を確立した。Maehara &amp; Ohkawa [19]はこれをシングルセルRNAシーケンシングデータに拡張し（ddHodge；Nature Communications, 2025）、生物学的フロー解析におけるHodge分解の威力を実証した。</w:t>
       </w:r>
     </w:p>
     <w:p>
@@ -7292,7 +7448,7 @@
     </w:p>
     <w:p>
       <w:r>
-        <w:t>Le, Xia &amp; Chen [19]はLLMエージェントを用いたMAC（Multi-Agent Causal discovery）を提案した。これらのアプローチは知識グラフベースの因果スコアリングを通じて追加のDPI成分を提供できる。</w:t>
+        <w:t>Le, Xia &amp; Chen [20]はLLMエージェントを用いたMAC（Multi-Agent Causal discovery）を提案した。これらのアプローチは知識グラフベースの因果スコアリングを通じて追加のDPI成分を提供できる。</w:t>
       </w:r>
     </w:p>
     <w:p>
@@ -7305,7 +7461,7 @@
     </w:p>
     <w:p>
       <w:r>
-        <w:t>Liu et al. [20]は観察医学研究における因果発見手法のスコーピングレビューを実施し、手法の精緻さと臨床的採用の間のギャップ—ECDが橋渡しを目指すもの—を同定した。</w:t>
+        <w:t>Liu et al. [21]は観察医学研究における因果発見手法のスコーピングレビューを実施し、手法の精緻さと臨床的採用の間のギャップ—HIKONEが橋渡しを目指すもの—を同定した。</w:t>
       </w:r>
     </w:p>
     <w:p>
@@ -7326,7 +7482,7 @@
     </w:p>
     <w:p>
       <w:r>
-        <w:t>ECDの最も実践的に重要な知見は、Hodge因果ポテンシャルφと臨床的介入可能性ιの間の対応関係である。この対応は単なる相関ではなく、因果システムの構造的性質を反映している：外生的（上流）変数がシステム内の介入に抵抗するのは、定義上、システム内の他の変数によって引き起こされないからである。</w:t>
+        <w:t>HIKONEの最も実践的に重要な知見は、Hodge因果ポテンシャルφと臨床的介入可能性ιの間の対応関係である。この対応は単なる相関ではなく、因果システムの構造的性質を反映している：外生的（上流）変数がシステム内の介入に抵抗するのは、定義上、システム内の他の変数によって引き起こされないからである。</w:t>
       </w:r>
     </w:p>
     <w:p>
@@ -7336,7 +7492,7 @@
     </w:p>
     <w:p>
       <w:r>
-        <w:t>これは後方視的検証を超える含意を持つ。因果構造が十分に理解されていない臨床場面—希少疾患、複雑な多疾患併存、薬剤リパーパシング—において、φ → ιマッピングは介入可能な変数を特定するための原理的かつデータ駆動型のアプローチを提供する。ドメイン専門知識のみに依存するのではなく（利用不可能または不完全な場合もある）、ECDは観察データのみから治療標的に関する実行可能な仮説を生成する。</w:t>
+        <w:t>これは後方視的検証を超える含意を持つ。因果構造が十分に理解されていない臨床場面—希少疾患、複雑な多疾患併存、薬剤リパーパシング—において、φ → ιマッピングは介入可能な変数を特定するための原理的かつデータ駆動型のアプローチを提供する。ドメイン専門知識のみに依存するのではなく（利用不可能または不完全な場合もある）、HIKONEは観察データのみから治療標的に関する実行可能な仮説を生成する。</w:t>
       </w:r>
     </w:p>
     <w:p>
@@ -7344,22 +7500,49 @@
         <w:pStyle w:val="Heading2"/>
       </w:pPr>
       <w:r>
-        <w:t>10.2 フィードバック許容が臨床的妥当性に重要な理由</w:t>
+        <w:t>10.2 非介入可能リスク因子と因果インコヒーレンス</w:t>
       </w:r>
     </w:p>
     <w:p>
       <w:r>
-        <w:t>DAG仮定は識別可能性のために数学的に便利であるが[3, 4]、生物学的現実を体系的に誤表現する。本解析では、MaxHR ↔ STDepression辺が73%のフィードバック率を示した—これら変数間の因果フローの約4分の3が双方向であることを意味する。LiNGAMのDAG表現はこれを一方向のMaxHR → STDepression関係に強制するが、これは臨床像の一部に過ぎない。</w:t>
+        <w:t>上流変数が必然的に非介入可能であるという観察は、より深い構造的含意を持つ。HIKONEフレームワークにおいて、φ ≈ 0（最大上流位置）かつι ≈ 0（非介入可能）の変数は</w:t>
+      </w:r>
+      <w:r>
+        <w:rPr>
+          <w:b/>
+        </w:rPr>
+        <w:t>非介入可能リスク因子</w:t>
+      </w:r>
+      <w:r>
+        <w:t>である—システム全体に因果的影響を及ぼすが、それ自体は修正できない。</w:t>
       </w:r>
     </w:p>
     <w:p>
       <w:r>
-        <w:t>運動耐容能と心筋虚血の間のフィードバックループは循環器学で最もよく文書化された病態生理学的サイクルの一つである：運動能力の低下（低MaxHR）がデコンディショニングを引き起こし、虚血反応を悪化させ（STDepression上昇）、さらに運動耐容能を制限する。これはまさに治療決定を導くタイプの臨床的フィードバックであり—心臓リハビリテーションプログラムはこの特定のサイクルを標的とする。フィードバックを73%と定量化することで、ECDはDAGベースの手法では提供できない情報を臨床医に提供する。</w:t>
+        <w:t>これらの非介入可能リスク因子は、Hodge分解における</w:t>
+      </w:r>
+      <w:r>
+        <w:rPr>
+          <w:b/>
+        </w:rPr>
+        <w:t>因果インコヒーレンス</w:t>
+      </w:r>
+      <w:r>
+        <w:t>を生成するまさにその要素である。年齢のような変数が因果の根に座るとき、その影響は全ての下流経路に伝播するが、年齢への介入が不可能であることは、システムをその源で「修正」できないことを意味する。これは本質的な緊張を生み出す：最も強い因果ドライバーが最もアクション不可能である。臨床的には、これは心血管医学における修正可能リスク因子と修正不可能リスク因子の周知の区別として発現するが、HIKONEはφを通じてこの区別の数学的定式化を提供する。</w:t>
       </w:r>
     </w:p>
     <w:p>
       <w:r>
-        <w:t>より広い視点では、フィードバック許容は医学における因果推論の根本的緊張に対処する。DAGベース手法の数学的厳密性は臨床的忠実性を犠牲にする。ECDは、主に一方向の辺（例：Age → RestBP: 0%フィードバック、Age → Cholesterol: 1%フィードバック）に対するLiNGAMの識別可能性保証を維持しつつ、双方向性が存在する場合にはその程度を正直に報告することで、この問題を解決する。目的別プルーニング閾値（§8.3）がこれを運用面で実現する—因果順序推定タスクでは中程度のフィードバックを安全に無視できるが、病態生理モデルではそれを保持すべきである。</w:t>
+        <w:t>実用的帰結として、非介入可能リスク因子は治療標的ではなく</w:t>
+      </w:r>
+      <w:r>
+        <w:rPr>
+          <w:b/>
+        </w:rPr>
+        <w:t>層別化変数</w:t>
+      </w:r>
+      <w:r>
+        <w:t>として扱うべきである：患者を非修正可能リスクプロファイル（年齢、遺伝的因子）で群分けし、各層内で下流の介入可能変数（コレステロール、安静時血圧）に焦点を当てた治療戦略を構築すべきである。HIKONEのφ-ιマッピングは、どの変数がどのカテゴリーに属するかを自動的に同定することで、この層別化を実運用可能にする。</w:t>
       </w:r>
     </w:p>
     <w:p>
@@ -7367,63 +7550,22 @@
         <w:pStyle w:val="Heading2"/>
       </w:pPr>
       <w:r>
-        <w:t>10.3 手法間の不一致の解釈</w:t>
+        <w:t>10.3 フィードバック許容が臨床的妥当性に重要な理由</w:t>
       </w:r>
     </w:p>
     <w:p>
       <w:r>
-        <w:t>DPI（α = 0）とLiNGAM間の33%の不一致率は限界ではなく特徴である。§6.2で詳述したように、両手法は根本的に異なるタイプの因果関係を捉える：LiNGAMは介入的因果（Pearlの因果の梯子[1]のLevel 2）を同定し、スペクトル因果性は情報的方向（Level 1.5）を捕捉する。</w:t>
+        <w:t>DAG仮定は識別可能性のために数学的に便利であるが[3, 4]、生物学的現実を体系的に誤表現する。本解析では、MaxHR ↔ STDepression辺が73%のフィードバック率を示した—これら変数間の因果フローの約4分の3が双方向であることを意味する。LiNGAMのDAG表現はこれを一方向のMaxHR → STDepression関係に強制するが、これは臨床像の一部に過ぎない。</w:t>
       </w:r>
     </w:p>
     <w:p>
       <w:r>
-        <w:t>DPIが推定するCholesterol → Age方向がこの区別を例示する。LiNGAMが加齢がコレステロール上昇を</w:t>
-      </w:r>
-      <w:r>
-        <w:rPr>
-          <w:i/>
-        </w:rPr>
-        <w:t>引き起こす</w:t>
-      </w:r>
-      <w:r>
-        <w:t>（介入的）と正しく同定する一方、DPIはコレステロール値が年齢単独よりも加齢関連心血管リスクについて</w:t>
-      </w:r>
-      <w:r>
-        <w:rPr>
-          <w:i/>
-        </w:rPr>
-        <w:t>より情報量が多い</w:t>
-      </w:r>
-      <w:r>
-        <w:t>ことを捕捉する—これは脂質パネルのスクリーニングバイオマーカーとしての使用を支持する臨床的に有意義な観察である。</w:t>
+        <w:t>運動耐容能と心筋虚血の間のフィードバックループは循環器学で最もよく文書化された病態生理学的サイクルの一つである：運動能力の低下（低MaxHR）がデコンディショニングを引き起こし、虚血反応を悪化させ（STDepression上昇）、さらに運動耐容能を制限する。これはまさに治療決定を導くタイプの臨床的フィードバックであり—心臓リハビリテーションプログラムはこの特定のサイクルを標的とする。フィードバックを73%と定量化することで、HIKONEはDAGベースの手法では提供できない情報を臨床医に提供する。</w:t>
       </w:r>
     </w:p>
     <w:p>
       <w:r>
-        <w:t>この二重解釈には実用的価値がある。</w:t>
-      </w:r>
-      <w:r>
-        <w:rPr>
-          <w:b/>
-        </w:rPr>
-        <w:t>治療標的選択</w:t>
-      </w:r>
-      <w:r>
-        <w:t>にはLiNGAM方向が適切であり—コレステロールを治療して下流への影響を予防すべきである。</w:t>
-      </w:r>
-      <w:r>
-        <w:rPr>
-          <w:b/>
-        </w:rPr>
-        <w:t>診断スクリーニング</w:t>
-      </w:r>
-      <w:r>
-        <w:t>にはDPI方向が適切であり—コレステロール異常は年齢単独よりも効果的に心血管リスク患者を識別する。ECDの構造比較表（§6.1）は臨床意思決定支援ツールとして機能する：手法が一致する辺（67%）は診断と介入の両方に適した高信頼度因果経路を表し、不一致の辺は文脈固有の解釈を要する。</w:t>
-      </w:r>
-    </w:p>
-    <w:p>
-      <w:r>
-        <w:t>一致の三条件（§6.3）—強い因果効果、低フィードバック率、高分散比—は信頼度評価の原理的基盤も提供する。臨床医はこれらの条件を用いて、方法論的仮定を超えて頑健な因果主張と追加エビデンスを要する因果主張を判断できる。</w:t>
+        <w:t>より広い視点では、フィードバック許容は医学における因果推論の根本的緊張に対処する。DAGベース手法の数学的厳密性は臨床的忠実性を犠牲にする。HIKONEは、主に一方向の辺（例：Age → RestBP: 0%フィードバック、Age → Cholesterol: 1%フィードバック）に対するLiNGAMの識別可能性保証を維持しつつ、双方向性が存在する場合にはその程度を正直に報告することで、この問題を解決する。目的別プルーニング閾値（§8.3）がこれを運用面で実現する—因果順序推定タスクでは中程度のフィードバックを安全に無視できるが、病態生理モデルではそれを保持すべきである。</w:t>
       </w:r>
     </w:p>
     <w:p>
@@ -7431,77 +7573,63 @@
         <w:pStyle w:val="Heading2"/>
       </w:pPr>
       <w:r>
-        <w:t>10.4 臨床現場におけるECDの段階的導入</w:t>
+        <w:t>10.4 手法間の不一致の解釈</w:t>
       </w:r>
     </w:p>
     <w:p>
       <w:r>
-        <w:t>ECDフレームワークは漸進的な採用を前提に設計されており、臨床実践における因果発見の実践的障壁—臨床文脈間でのドメイン知識の利用可能性の変動—に対処する。</w:t>
+        <w:t>DPI（α = 0）とLiNGAM間の33%の不一致率は限界ではなく特徴である。§6.2で詳述したように、両手法は根本的に異なるタイプの因果関係を捉える：LiNGAMは介入的因果（Pearlの因果の梯子[1]のLevel 2）を同定し、HIKONEのスペクトル因果性は情報的方向（Level 1.5）を捕捉する。</w:t>
       </w:r>
     </w:p>
     <w:p>
-      <w:r/>
+      <w:r>
+        <w:t>DPIが推定するCholesterol → Age方向がこの区別を例示する。LiNGAMが加齢がコレステロール上昇を</w:t>
+      </w:r>
+      <w:r>
+        <w:rPr>
+          <w:i/>
+        </w:rPr>
+        <w:t>引き起こす</w:t>
+      </w:r>
+      <w:r>
+        <w:t>（介入的）と正しく同定する一方、DPIはコレステロール値が年齢単独よりも加齢関連心血管リスクについて</w:t>
+      </w:r>
+      <w:r>
+        <w:rPr>
+          <w:i/>
+        </w:rPr>
+        <w:t>より情報量が多い</w:t>
+      </w:r>
+      <w:r>
+        <w:t>ことを捕捉する—これは脂質パネルのスクリーニングバイオマーカーとしての使用を支持する臨床的に有意義な観察である。</w:t>
+      </w:r>
+    </w:p>
+    <w:p>
+      <w:r>
+        <w:t>この二重解釈には実用的価値がある。</w:t>
+      </w:r>
       <w:r>
         <w:rPr>
           <w:b/>
         </w:rPr>
-        <w:t>ステージ0（データ駆動型探索）</w:t>
-      </w:r>
-      <w:r>
-        <w:t>：DPIのみ（α = 0）で、ECDは事前知識なしに9本の有向辺を同定し、LiNGAMと67%の一致を達成する。このステージは、専門知識が利用不可能または信頼できない未研究疾患や新規データモダリティにおける仮説生成に適する。</w:t>
-      </w:r>
-    </w:p>
-    <w:p>
-      <w:r/>
+        <w:t>治療標的選択</w:t>
+      </w:r>
+      <w:r>
+        <w:t>にはLiNGAM方向が適切であり—コレステロールを治療して下流への影響を予防すべきである。</w:t>
+      </w:r>
       <w:r>
         <w:rPr>
           <w:b/>
         </w:rPr>
-        <w:t>ステージ1（文献ガイド型）</w:t>
-      </w:r>
-      <w:r>
-        <w:t>：出版文献や臨床ガイドラインからの弱いドメイン知識（α = 0.1–0.3）を組み込むことで構造精度が向上する。α掃引解析（§7）は、不完全な知識（p_flip &lt; 0.15）でも方向が少なくとも85%正しければr_gradientが0.581から0.8超へ劇的に改善することを示す。</w:t>
+        <w:t>診断スクリーニング</w:t>
+      </w:r>
+      <w:r>
+        <w:t>にはDPI方向が適切であり—コレステロール異常は年齢単独よりも効果的に心血管リスク患者を識別する。HIKONEの構造比較表（§6.1）は臨床意思決定支援ツールとして機能する：手法が一致する辺（67%）は診断と介入の両方に適した高信頼度因果経路を表し、不一致の辺は文脈固有の解釈を要する。</w:t>
       </w:r>
     </w:p>
     <w:p>
-      <w:r/>
-      <w:r>
-        <w:rPr>
-          <w:b/>
-        </w:rPr>
-        <w:t>ステージ2（LiNGAM増強型）</w:t>
-      </w:r>
-      <w:r>
-        <w:t>：LiNGAM出力を知識源C_LiNGAMとして使用し、コア辺の識別可能性保証を活用しつつ、LiNGAMがモデル化できないフィードバックをスペクトル因果性で検出する。この「二段ロケット」戦略（§3.2）が両手法の長所を統合する。</w:t>
-      </w:r>
-    </w:p>
-    <w:p>
-      <w:r/>
-      <w:r>
-        <w:rPr>
-          <w:b/>
-        </w:rPr>
-        <w:t>ステージ3（専門家検証型）</w:t>
-      </w:r>
-      <w:r>
-        <w:t>：ECD出力—特にフィードバック率と介入可能性スコア—の臨床専門家レビューが外部検証を提供し、ドメイン固有の閾値調整を可能にする。</w:t>
-      </w:r>
-    </w:p>
-    <w:p>
-      <w:r/>
-      <w:r>
-        <w:rPr>
-          <w:b/>
-        </w:rPr>
-        <w:t>ステージ4（完全ECDアンサンブル）</w:t>
-      </w:r>
-      <w:r>
-        <w:t>：ブートストラッププルーニング、Hill基準評価、目的別閾値を備えた完全パイプライン。このステージでは、ECDがHillの9基準[8]をいかなる単一手法よりも広くカバーし、スペクトル因果性がH6（生物学的妥当性）、H7（整合性）、H9（類似性）を寄与する。</w:t>
-      </w:r>
-    </w:p>
-    <w:p>
-      <w:r>
-        <w:t>この段階的アプローチは採用障壁を低下させる：臨床チームはステージ0（専門家入力不要）から開始し、知識が蓄積するにつれて因果モデルを段階的に精緻化できる。p_flip U字型カーブ（§7.1）は定量的警告システムを提供する—部分的知識が実際に構造を劣化させる場合（p_flip &gt; 0.15）、潜在的に誤解を招く情報を使用するよりもステージ0に戻ることを推奨する。</w:t>
+      <w:r>
+        <w:t>一致の三条件（§6.3）—強い因果効果、低フィードバック率、高分散比—は信頼度評価の原理的基盤も提供する。臨床医はこれらの条件を用いて、方法論的仮定を超えて頑健な因果主張と追加エビデンスを要する因果主張を判断できる。</w:t>
       </w:r>
     </w:p>
     <w:p>
@@ -7509,12 +7637,12 @@
         <w:pStyle w:val="Heading2"/>
       </w:pPr>
       <w:r>
-        <w:t>10.5 限界</w:t>
+        <w:t>10.5 臨床現場におけるHIKONEの段階的導入</w:t>
       </w:r>
     </w:p>
     <w:p>
       <w:r>
-        <w:t>いくつかの限界について議論する。</w:t>
+        <w:t>HIKONEフレームワークは漸進的な採用を前提に設計されており、臨床実践における因果発見の実践的障壁—臨床文脈間でのドメイン知識の利用可能性の変動—に対処する。</w:t>
       </w:r>
     </w:p>
     <w:p>
@@ -7523,10 +7651,10 @@
         <w:rPr>
           <w:b/>
         </w:rPr>
-        <w:t>検証の規模</w:t>
-      </w:r>
-      <w:r>
-        <w:t>：本実証はUCI心疾患データセット（5変数、n = 297）を使用した。このデータセットは既知の臨床関係でよく特徴付けられている（真値比較が可能）が、小規模であるため一般化可能性に限界がある。Hodge分解（辺ラプラシアンでO(|E|²)）およびDPI（ペアワイズ比較でO(n · p²)）の計算複雑性はより大規模な臨床データセットにスケールするはずだが、実証的検証が必要である。</w:t>
+        <w:t>ステージ0（データ駆動型探索）</w:t>
+      </w:r>
+      <w:r>
+        <w:t>：DPIのみ（α = 0）で、HIKONEは事前知識なしに9本の有向辺を同定し、LiNGAMと67%の一致を達成する。このステージは、専門知識が利用不可能または信頼できない未研究疾患や新規データモダリティにおける仮説生成に適する。</w:t>
       </w:r>
     </w:p>
     <w:p>
@@ -7535,10 +7663,10 @@
         <w:rPr>
           <w:b/>
         </w:rPr>
-        <w:t>線形仮定</w:t>
-      </w:r>
-      <w:r>
-        <w:t>：DPIの回帰非対称性成分は線形関係を仮定する。心血管リスク因子はしばしば非線形関係を示す（例：血圧と心血管イベントのJ曲線関係）。Â_regのカーネルベース拡張およびÂ_ANMのニューラルネットワークベースANMはモジュラーDPIアーキテクチャ内で直接的に実装可能だが、未だ検証されていない。</w:t>
+        <w:t>ステージ1（文献ガイド型）</w:t>
+      </w:r>
+      <w:r>
+        <w:t>：出版文献や臨床ガイドラインからの弱いドメイン知識（α = 0.1–0.3）を組み込むことで構造精度が向上する。α掃引解析（§7）は、不完全な知識（p_flip &lt; 0.15）でも方向が少なくとも85%正しければr_gradientが0.581から0.8超へ劇的に改善することを示す。</w:t>
       </w:r>
     </w:p>
     <w:p>
@@ -7547,10 +7675,10 @@
         <w:rPr>
           <w:b/>
         </w:rPr>
-        <w:t>識別可能性理論</w:t>
-      </w:r>
-      <w:r>
-        <w:t>：スペクトル因果性フレームワークの完全な識別可能性は未完成のままである。個々のDPI成分には確立された識別可能性保証がある（加法ノイズモデル仮定下のANM成分[11]、非等分散条件下の回帰非対称性）が、複合DPIとスペクトルフレームワークとの相互作用には統一的な識別可能性定理が欠如している。コンパニオン論文[7]が詳細な識別可能性ロードマップを提供する。</w:t>
+        <w:t>ステージ2（LiNGAM増強型）</w:t>
+      </w:r>
+      <w:r>
+        <w:t>：LiNGAM出力を知識源C_LiNGAMとして使用し、コア辺の識別可能性保証を活用しつつ、LiNGAMがモデル化できないフィードバックをスペクトル因果性で検出する。この「二段ロケット」戦略（§3.2）が両手法の長所を統合する。</w:t>
       </w:r>
     </w:p>
     <w:p>
@@ -7559,10 +7687,10 @@
         <w:rPr>
           <w:b/>
         </w:rPr>
-        <w:t>臨床的真値</w:t>
-      </w:r>
-      <w:r>
-        <w:t>：UCIデータセットには実験的に検証された因果関係がない（RCTデータなし）。本検証は臨床ドメイン知識とLiNGAMとの整合性に依存しており、LiNGAM自体もモデルベースの推定である。決定的な検証には、介入実験で真の因果構造が確立されたデータセット—測定前後の外科的または薬物介入研究—が必要である。</w:t>
+        <w:t>ステージ3（専門家検証型）</w:t>
+      </w:r>
+      <w:r>
+        <w:t>：HIKONE出力—特にフィードバック率と介入可能性スコア—の臨床専門家レビューが外部検証を提供し、ドメイン固有の閾値調整を可能にする。</w:t>
       </w:r>
     </w:p>
     <w:p>
@@ -7571,10 +7699,15 @@
         <w:rPr>
           <w:b/>
         </w:rPr>
-        <w:t>外部入力としての介入可能性</w:t>
-      </w:r>
-      <w:r>
-        <w:t>：介入可能性スコアιは現在、データからの推定ではなく臨床知識に基づいて付与されている。ι推定の自動化—例えば臨床試験データベースや薬物介入記録から—は、φ → ι対応を経験的観察から検証可能な予測へと強化する。</w:t>
+        <w:t>ステージ4（完全HIKONEアンサンブル）</w:t>
+      </w:r>
+      <w:r>
+        <w:t>：ブートストラッププルーニング、Hill基準評価、目的別閾値を備えた完全パイプライン。このステージでは、HIKONEがHillの9基準[8]をいかなる単一手法よりも広くカバーし、スペクトル因果性がH6（生物学的妥当性）、H7（整合性）、H9（類似性）を寄与する。</w:t>
+      </w:r>
+    </w:p>
+    <w:p>
+      <w:r>
+        <w:t>この段階的アプローチは採用障壁を低下させる：臨床チームはステージ0（専門家入力不要）から開始し、知識が蓄積するにつれて因果モデルを段階的に精緻化できる。p_flip U字型カーブ（§7.1）は定量的警告システムを提供する—部分的知識が実際に構造を劣化させる場合（p_flip &gt; 0.15）、潜在的に誤解を招く情報を使用するよりもステージ0に戻ることを推奨する。</w:t>
       </w:r>
     </w:p>
     <w:p>
@@ -7582,7 +7715,80 @@
         <w:pStyle w:val="Heading2"/>
       </w:pPr>
       <w:r>
-        <w:t>10.6 今後の方向性</w:t>
+        <w:t>10.6 限界</w:t>
+      </w:r>
+    </w:p>
+    <w:p>
+      <w:r>
+        <w:t>いくつかの限界について議論する。</w:t>
+      </w:r>
+    </w:p>
+    <w:p>
+      <w:r/>
+      <w:r>
+        <w:rPr>
+          <w:b/>
+        </w:rPr>
+        <w:t>検証の規模</w:t>
+      </w:r>
+      <w:r>
+        <w:t>：本実証はUCI心疾患データセット（5変数、n = 297）を使用した。このデータセットは既知の臨床関係でよく特徴付けられている（真値比較が可能）が、小規模であるため一般化可能性に限界がある。Hodge分解（辺ラプラシアンでO(|E|²)）およびDPI（ペアワイズ比較でO(n · p²)）の計算複雑性はより大規模な臨床データセットにスケールするはずだが、実証的検証が必要である。</w:t>
+      </w:r>
+    </w:p>
+    <w:p>
+      <w:r/>
+      <w:r>
+        <w:rPr>
+          <w:b/>
+        </w:rPr>
+        <w:t>線形仮定</w:t>
+      </w:r>
+      <w:r>
+        <w:t>：DPIの回帰非対称性成分は線形関係を仮定する。心血管リスク因子はしばしば非線形関係を示す（例：血圧と心血管イベントのJ曲線関係）。Â_regのカーネルベース拡張およびÂ_ANMのニューラルネットワークベースANMはモジュラーDPIアーキテクチャ内で直接的に実装可能だが、未だ検証されていない。</w:t>
+      </w:r>
+    </w:p>
+    <w:p>
+      <w:r/>
+      <w:r>
+        <w:rPr>
+          <w:b/>
+        </w:rPr>
+        <w:t>識別可能性理論</w:t>
+      </w:r>
+      <w:r>
+        <w:t>：スペクトル因果性フレームワークの完全な識別可能性は未完成のままである。個々のDPI成分には確立された識別可能性保証がある（加法ノイズモデル仮定下のANM成分[11]、非等分散条件下の回帰非対称性）が、複合DPIとスペクトルフレームワークとの相互作用には統一的な識別可能性定理が欠如している。コンパニオン論文[7]が詳細な識別可能性ロードマップを提供する。</w:t>
+      </w:r>
+    </w:p>
+    <w:p>
+      <w:r/>
+      <w:r>
+        <w:rPr>
+          <w:b/>
+        </w:rPr>
+        <w:t>臨床的真値</w:t>
+      </w:r>
+      <w:r>
+        <w:t>：UCIデータセットには実験的に検証された因果関係がない（RCTデータなし）。本検証は臨床ドメイン知識とLiNGAMとの整合性に依存しており、LiNGAM自体もモデルベースの推定である。決定的な検証には、介入実験で真の因果構造が確立されたデータセット—測定前後の外科的または薬物介入研究—が必要である。</w:t>
+      </w:r>
+    </w:p>
+    <w:p>
+      <w:r/>
+      <w:r>
+        <w:rPr>
+          <w:b/>
+        </w:rPr>
+        <w:t>外部入力としての介入可能性</w:t>
+      </w:r>
+      <w:r>
+        <w:t>：介入可能性スコアιは現在、データからの推定ではなく臨床知識に基づいて付与されている。ι推定の自動化—例えば臨床試験データベースや薬物介入記録から—は、φ → ι対応を経験的観察から検証可能な予測へと強化する。</w:t>
+      </w:r>
+    </w:p>
+    <w:p>
+      <w:pPr>
+        <w:pStyle w:val="Heading2"/>
+      </w:pPr>
+      <w:r>
+        <w:t>10.7 今後の方向性</w:t>
       </w:r>
     </w:p>
     <w:p>
@@ -7596,7 +7802,7 @@
         <w:t>大規模臨床検証</w:t>
       </w:r>
       <w:r>
-        <w:t>：MIMIC-IV（&gt;60,000 ICU滞在、&gt;100臨床変数）[14]および日本の健診コホート（n &gt; 10⁵）[6]への適用により、スケーラビリティと臨床的一般化可能性を検証する。</w:t>
+        <w:t>：MIMIC-IV（&gt;60,000 ICU滞在、&gt;100臨床変数）[15]および日本の健診コホート（n &gt; 10⁵）[6]への適用により、スケーラビリティと臨床的一般化可能性を検証する。</w:t>
       </w:r>
     </w:p>
     <w:p>
@@ -7621,10 +7827,10 @@
         <w:rPr>
           <w:b/>
         </w:rPr>
-        <w:t>時間的ECD</w:t>
-      </w:r>
-      <w:r>
-        <w:t>：縦断臨床データ（例：繰り返し測定を含む電子健康記録）に対するGranger因果性[13]およびTransfer Entropyとの統合により、時間遅延効果と動的フィードバックを考慮した因果発見を実現する。</w:t>
+        <w:t>時間的HIKONE</w:t>
+      </w:r>
+      <w:r>
+        <w:t>：縦断臨床データ（例：繰り返し測定を含む電子健康記録）に対するGranger因果性およびTransfer Entropyとの統合により、時間遅延効果と動的フィードバックを考慮した因果発見を実現する。</w:t>
       </w:r>
     </w:p>
     <w:p>
@@ -7666,7 +7872,7 @@
         <w:t>臨床意思決定支援統合</w:t>
       </w:r>
       <w:r>
-        <w:t>：ECDパイプラインのWebベースインターフェース—フィードバック率、介入可能性スコア、信頼区間のインタラクティブ可視化—により臨床採用を促進し、精密医療応用のためのリアルタイム因果解析を可能にする。</w:t>
+        <w:t>：HIKONEパイプラインのWebベースインターフェース—フィードバック率、介入可能性スコア、信頼区間のインタラクティブ可視化—により臨床採用を促進し、精密医療応用のためのリアルタイム因果解析を可能にする。</w:t>
       </w:r>
     </w:p>
     <w:p>
@@ -7765,42 +7971,47 @@
     </w:p>
     <w:p>
       <w:r>
-        <w:t>13. Schreiber, T. (2000). Measuring information transfer. Physical Review Letters, 85(2), 461–464.</w:t>
+        <w:t>13. Granger, C.W.J. (1969). Investigating causal relations by econometric models and cross-spectral methods. Econometrica, 37(3), 424–438.</w:t>
       </w:r>
     </w:p>
     <w:p>
       <w:r>
-        <w:t>14. Detrano, R. et al. (1989). International application of a new probability algorithm for the diagnosis of coronary artery disease. American Journal of Cardiology, 64(5), 304–310.</w:t>
+        <w:t>14. Schreiber, T. (2000). Measuring information transfer. Physical Review Letters, 85(2), 461–464.</w:t>
       </w:r>
     </w:p>
     <w:p>
       <w:r>
-        <w:t>15. Zheng, X., Aragam, B., Ravikumar, P. &amp; Xing, E.P. (2018). DAGs with NO TEARS: Continuous optimization for structure learning. In NeurIPS 2018.</w:t>
+        <w:t>15. Detrano, R. et al. (1989). International application of a new probability algorithm for the diagnosis of coronary artery disease. American Journal of Cardiology, 64(5), 304–310.</w:t>
       </w:r>
     </w:p>
     <w:p>
       <w:r>
-        <w:t>16. Ng, I., Ghassami, A. &amp; Zhang, K. (2020). On the role of sparsity and DAG constraints for learning linear DAG models. In NeurIPS 2020.</w:t>
+        <w:t>16. Zheng, X., Aragam, B., Ravikumar, P. &amp; Xing, E.P. (2018). DAGs with NO TEARS: Continuous optimization for structure learning. In NeurIPS 2018.</w:t>
       </w:r>
     </w:p>
     <w:p>
       <w:r>
-        <w:t>17. M'Charrak, I., Luengo-Sanchez, S. &amp; Ruiz, C. (2025). Causal structure learning in directed, possibly cyclic, graphical models. Journal of Causal Inference, 13(1), 20240078.</w:t>
+        <w:t>17. Ng, I., Ghassami, A. &amp; Zhang, K. (2020). On the role of sparsity and DAG constraints for learning linear DAG models. In NeurIPS 2020.</w:t>
       </w:r>
     </w:p>
     <w:p>
       <w:r>
-        <w:t>18. Maehara, K. &amp; Ohkawa, Y. (2025). Geometry-preserving vector field reconstruction of high-dimensional cell-state dynamics using ddHodge. Nature Communications, 16, 11342.</w:t>
+        <w:t>18. M'Charrak, I., Luengo-Sanchez, S. &amp; Ruiz, C. (2025). Causal structure learning in directed, possibly cyclic, graphical models. Journal of Causal Inference, 13(1), 20240078.</w:t>
       </w:r>
     </w:p>
     <w:p>
       <w:r>
-        <w:t>19. Le, T.D., Xia, F. &amp; Chen, J. (2024). MAC: Multi-agent causal discovery with large language models. arXiv:2402.09812.</w:t>
+        <w:t>19. Maehara, K. &amp; Ohkawa, Y. (2025). Geometry-preserving vector field reconstruction of high-dimensional cell-state dynamics using ddHodge. Nature Communications, 16, 11342.</w:t>
       </w:r>
     </w:p>
     <w:p>
       <w:r>
-        <w:t>20. Liu, Y. et al. (2024). Causal discovery from observational medical data: A scoping review. BMC Medical Research Methodology, 24(1), 89.</w:t>
+        <w:t>20. Le, T.D., Xia, F. &amp; Chen, J. (2024). MAC: Multi-agent causal discovery with large language models. arXiv:2402.09812.</w:t>
+      </w:r>
+    </w:p>
+    <w:p>
+      <w:r>
+        <w:t>21. Liu, Y. et al. (2024). Causal discovery from observational medical data: A scoping review. BMC Medical Research Methodology, 24(1), 89.</w:t>
       </w:r>
     </w:p>
     <w:sectPr>
